--- a/report/template/ДПБ_(экспл_стац)/DPB.docx
+++ b/report/template/ДПБ_(экспл_стац)/DPB.docx
@@ -42,7 +42,6 @@
           <w:lang w:val="en-US"/>
         </w:rPr>
       </w:pPr>
-      <w:proofErr w:type="gramStart"/>
       <w:r>
         <w:rPr>
           <w:bCs/>
@@ -52,19 +51,7 @@
           <w:highlight w:val="yellow"/>
           <w:lang w:val="en-US"/>
         </w:rPr>
-        <w:t>{{ HEAD</w:t>
-      </w:r>
-      <w:proofErr w:type="gramEnd"/>
-      <w:r>
-        <w:rPr>
-          <w:bCs/>
-          <w:spacing w:val="0"/>
-          <w:sz w:val="26"/>
-          <w:szCs w:val="26"/>
-          <w:highlight w:val="yellow"/>
-          <w:lang w:val="en-US"/>
-        </w:rPr>
-        <w:t>_POSITION }}</w:t>
+        <w:t>{{ HEAD_POSITION }}</w:t>
       </w:r>
     </w:p>
     <w:p>
@@ -83,7 +70,6 @@
           <w:lang w:val="en-US"/>
         </w:rPr>
       </w:pPr>
-      <w:proofErr w:type="gramStart"/>
       <w:r>
         <w:rPr>
           <w:sz w:val="26"/>
@@ -91,17 +77,7 @@
           <w:highlight w:val="yellow"/>
           <w:lang w:val="en-US"/>
         </w:rPr>
-        <w:t>{{ SHORT</w:t>
-      </w:r>
-      <w:proofErr w:type="gramEnd"/>
-      <w:r>
-        <w:rPr>
-          <w:sz w:val="26"/>
-          <w:szCs w:val="26"/>
-          <w:highlight w:val="yellow"/>
-          <w:lang w:val="en-US"/>
-        </w:rPr>
-        <w:t>_NAME }}</w:t>
+        <w:t>{{ SHORT_NAME }}</w:t>
       </w:r>
     </w:p>
     <w:p>
@@ -134,62 +110,30 @@
         </w:rPr>
         <w:t xml:space="preserve">___________ </w:t>
       </w:r>
-      <w:proofErr w:type="gramStart"/>
       <w:r>
         <w:rPr>
           <w:sz w:val="26"/>
           <w:szCs w:val="26"/>
           <w:highlight w:val="yellow"/>
         </w:rPr>
-        <w:t>{{ HEAD</w:t>
-      </w:r>
-      <w:proofErr w:type="gramEnd"/>
-      <w:r>
+        <w:t>{{ HEAD_SHORT_NAME }}</w:t>
+      </w:r>
+    </w:p>
+    <w:p>
+      <w:pPr>
+        <w:spacing w:after="0" w:line="240" w:lineRule="auto"/>
+        <w:ind w:left="5387" w:right="-289"/>
         <w:rPr>
           <w:sz w:val="26"/>
           <w:szCs w:val="26"/>
-          <w:highlight w:val="yellow"/>
-        </w:rPr>
-        <w:t>_SHORT_NAME }}</w:t>
-      </w:r>
-    </w:p>
-    <w:p>
-      <w:pPr>
-        <w:spacing w:after="0" w:line="240" w:lineRule="auto"/>
-        <w:ind w:left="5387" w:right="-289"/>
+        </w:rPr>
+      </w:pPr>
+      <w:r>
         <w:rPr>
           <w:sz w:val="26"/>
           <w:szCs w:val="26"/>
-          <w:lang w:val="ru-RU"/>
-        </w:rPr>
-      </w:pPr>
-      <w:proofErr w:type="gramStart"/>
-      <w:r>
-        <w:rPr>
-          <w:sz w:val="26"/>
-          <w:szCs w:val="26"/>
-          <w:lang w:val="ru-RU"/>
-        </w:rPr>
-        <w:t>« _</w:t>
-      </w:r>
-      <w:proofErr w:type="gramEnd"/>
-      <w:r>
-        <w:rPr>
-          <w:sz w:val="26"/>
-          <w:szCs w:val="26"/>
-          <w:lang w:val="ru-RU"/>
-        </w:rPr>
-        <w:t xml:space="preserve">__ » ___________ </w:t>
-      </w:r>
-      <w:r>
-        <w:rPr>
-          <w:rFonts w:eastAsia="Times New Roman" w:cs="Times New Roman"/>
-          <w:sz w:val="26"/>
-          <w:szCs w:val="26"/>
-          <w:highlight w:val="yellow"/>
-          <w:lang w:val="ru-RU" w:eastAsia="ru-RU"/>
-        </w:rPr>
-        <w:t xml:space="preserve">{{ </w:t>
+        </w:rPr>
+        <w:t xml:space="preserve">« ___ » ___________ </w:t>
       </w:r>
       <w:r>
         <w:rPr>
@@ -199,17 +143,7 @@
           <w:highlight w:val="yellow"/>
           <w:lang w:eastAsia="ru-RU"/>
         </w:rPr>
-        <w:t>PROJECT</w:t>
-      </w:r>
-      <w:r>
-        <w:rPr>
-          <w:rFonts w:eastAsia="Times New Roman" w:cs="Times New Roman"/>
-          <w:sz w:val="26"/>
-          <w:szCs w:val="26"/>
-          <w:highlight w:val="yellow"/>
-          <w:lang w:val="ru-RU" w:eastAsia="ru-RU"/>
-        </w:rPr>
-        <w:t>_</w:t>
+        <w:t xml:space="preserve">{{ </w:t>
       </w:r>
       <w:r>
         <w:rPr>
@@ -219,7 +153,7 @@
           <w:highlight w:val="yellow"/>
           <w:lang w:eastAsia="ru-RU"/>
         </w:rPr>
-        <w:t>YEAR</w:t>
+        <w:t>PROJECT</w:t>
       </w:r>
       <w:r>
         <w:rPr>
@@ -227,31 +161,49 @@
           <w:sz w:val="26"/>
           <w:szCs w:val="26"/>
           <w:highlight w:val="yellow"/>
-          <w:lang w:val="ru-RU" w:eastAsia="ru-RU"/>
-        </w:rPr>
-        <w:t xml:space="preserve"> }}</w:t>
-      </w:r>
-      <w:r>
-        <w:rPr>
+          <w:lang w:eastAsia="ru-RU"/>
+        </w:rPr>
+        <w:t>_</w:t>
+      </w:r>
+      <w:r>
+        <w:rPr>
+          <w:rFonts w:eastAsia="Times New Roman" w:cs="Times New Roman"/>
           <w:sz w:val="26"/>
           <w:szCs w:val="26"/>
-          <w:lang w:val="ru-RU"/>
-        </w:rPr>
-        <w:t xml:space="preserve"> </w:t>
-      </w:r>
-      <w:r>
-        <w:rPr>
+          <w:highlight w:val="yellow"/>
+          <w:lang w:eastAsia="ru-RU"/>
+        </w:rPr>
+        <w:t>YEAR</w:t>
+      </w:r>
+      <w:r>
+        <w:rPr>
+          <w:rFonts w:eastAsia="Times New Roman" w:cs="Times New Roman"/>
           <w:sz w:val="26"/>
           <w:szCs w:val="26"/>
-          <w:lang w:val="ru-RU"/>
-        </w:rPr>
-        <w:t>г</w:t>
+          <w:highlight w:val="yellow"/>
+          <w:lang w:eastAsia="ru-RU"/>
+        </w:rPr>
+        <w:t xml:space="preserve"> }}</w:t>
       </w:r>
       <w:r>
         <w:rPr>
           <w:sz w:val="26"/>
           <w:szCs w:val="26"/>
-          <w:lang w:val="ru-RU"/>
+        </w:rPr>
+        <w:t xml:space="preserve"> </w:t>
+      </w:r>
+      <w:r>
+        <w:rPr>
+          <w:sz w:val="26"/>
+          <w:szCs w:val="26"/>
+          <w:lang w:val="ru-RU"/>
+        </w:rPr>
+        <w:t>г</w:t>
+      </w:r>
+      <w:r>
+        <w:rPr>
+          <w:sz w:val="26"/>
+          <w:szCs w:val="26"/>
         </w:rPr>
         <w:t>.</w:t>
       </w:r>
@@ -264,7 +216,6 @@
           <w:b/>
           <w:sz w:val="32"/>
           <w:szCs w:val="32"/>
-          <w:lang w:val="ru-RU"/>
         </w:rPr>
       </w:pPr>
     </w:p>
@@ -276,7 +227,6 @@
           <w:b/>
           <w:sz w:val="32"/>
           <w:szCs w:val="32"/>
-          <w:lang w:val="ru-RU"/>
         </w:rPr>
       </w:pPr>
     </w:p>
@@ -288,7 +238,6 @@
           <w:b/>
           <w:sz w:val="32"/>
           <w:szCs w:val="32"/>
-          <w:lang w:val="ru-RU"/>
         </w:rPr>
       </w:pPr>
     </w:p>
@@ -300,7 +249,6 @@
           <w:b/>
           <w:sz w:val="32"/>
           <w:szCs w:val="32"/>
-          <w:lang w:val="ru-RU"/>
         </w:rPr>
       </w:pPr>
     </w:p>
@@ -416,7 +364,6 @@
         </w:rPr>
         <w:t xml:space="preserve"> </w:t>
       </w:r>
-      <w:proofErr w:type="gramStart"/>
       <w:r>
         <w:rPr>
           <w:rFonts w:eastAsia="Times New Roman" w:cs="Times New Roman"/>
@@ -425,18 +372,48 @@
           <w:highlight w:val="yellow"/>
           <w:lang w:val="ru-RU" w:eastAsia="ru-RU"/>
         </w:rPr>
-        <w:t>{{ SITE</w:t>
-      </w:r>
-      <w:proofErr w:type="gramEnd"/>
-      <w:r>
+        <w:t>{{ SITE_NAME }}</w:t>
+      </w:r>
+    </w:p>
+    <w:p>
+      <w:pPr>
+        <w:jc w:val="both"/>
         <w:rPr>
           <w:rFonts w:eastAsia="Times New Roman" w:cs="Times New Roman"/>
           <w:sz w:val="24"/>
           <w:szCs w:val="24"/>
+          <w:u w:val="single"/>
+          <w:lang w:val="ru-RU" w:eastAsia="ru-RU"/>
+        </w:rPr>
+      </w:pPr>
+      <w:r>
+        <w:rPr>
+          <w:rFonts w:eastAsia="Times New Roman" w:cs="Times New Roman"/>
+          <w:sz w:val="24"/>
+          <w:szCs w:val="24"/>
+          <w:u w:val="single"/>
+          <w:lang w:val="ru-RU" w:eastAsia="ru-RU"/>
+        </w:rPr>
+        <w:t>Наименование эксплуатирующей организации:</w:t>
+      </w:r>
+      <w:r>
+        <w:rPr>
+          <w:rFonts w:eastAsia="Times New Roman" w:cs="Times New Roman"/>
+          <w:sz w:val="24"/>
+          <w:szCs w:val="24"/>
+          <w:lang w:val="ru-RU" w:eastAsia="ru-RU"/>
+        </w:rPr>
+        <w:t xml:space="preserve"> </w:t>
+      </w:r>
+      <w:r>
+        <w:rPr>
+          <w:rFonts w:eastAsia="Times New Roman" w:cs="Times New Roman"/>
+          <w:sz w:val="24"/>
+          <w:szCs w:val="24"/>
           <w:highlight w:val="yellow"/>
           <w:lang w:val="ru-RU" w:eastAsia="ru-RU"/>
         </w:rPr>
-        <w:t>_NAME }}</w:t>
+        <w:t>{{ SHORT_NAME }}</w:t>
       </w:r>
     </w:p>
     <w:p>
@@ -458,7 +435,7 @@
           <w:u w:val="single"/>
           <w:lang w:val="ru-RU" w:eastAsia="ru-RU"/>
         </w:rPr>
-        <w:t>Наименование эксплуатирующей организации:</w:t>
+        <w:t>Наименование проектной документации или документации на техническое перевооружение, консервацию или ликвидацию опасного производственного объекта, в составе которой разработана расчетно-пояснительная записка (для проектируемых объектов):</w:t>
       </w:r>
       <w:r>
         <w:rPr>
@@ -469,60 +446,6 @@
         </w:rPr>
         <w:t xml:space="preserve"> </w:t>
       </w:r>
-      <w:proofErr w:type="gramStart"/>
-      <w:r>
-        <w:rPr>
-          <w:rFonts w:eastAsia="Times New Roman" w:cs="Times New Roman"/>
-          <w:sz w:val="24"/>
-          <w:szCs w:val="24"/>
-          <w:highlight w:val="yellow"/>
-          <w:lang w:val="ru-RU" w:eastAsia="ru-RU"/>
-        </w:rPr>
-        <w:t>{{ SHORT</w:t>
-      </w:r>
-      <w:proofErr w:type="gramEnd"/>
-      <w:r>
-        <w:rPr>
-          <w:rFonts w:eastAsia="Times New Roman" w:cs="Times New Roman"/>
-          <w:sz w:val="24"/>
-          <w:szCs w:val="24"/>
-          <w:highlight w:val="yellow"/>
-          <w:lang w:val="ru-RU" w:eastAsia="ru-RU"/>
-        </w:rPr>
-        <w:t>_NAME }}</w:t>
-      </w:r>
-    </w:p>
-    <w:p>
-      <w:pPr>
-        <w:jc w:val="both"/>
-        <w:rPr>
-          <w:rFonts w:eastAsia="Times New Roman" w:cs="Times New Roman"/>
-          <w:sz w:val="24"/>
-          <w:szCs w:val="24"/>
-          <w:u w:val="single"/>
-          <w:lang w:val="ru-RU" w:eastAsia="ru-RU"/>
-        </w:rPr>
-      </w:pPr>
-      <w:r>
-        <w:rPr>
-          <w:rFonts w:eastAsia="Times New Roman" w:cs="Times New Roman"/>
-          <w:sz w:val="24"/>
-          <w:szCs w:val="24"/>
-          <w:u w:val="single"/>
-          <w:lang w:val="ru-RU" w:eastAsia="ru-RU"/>
-        </w:rPr>
-        <w:t>Наименование проектной документации или документации на техническое перевооружение, консервацию или ликвидацию опасного производственного объекта, в составе которой разработана расчетно-пояснительная записка (для проектируемых объектов):</w:t>
-      </w:r>
-      <w:r>
-        <w:rPr>
-          <w:rFonts w:eastAsia="Times New Roman" w:cs="Times New Roman"/>
-          <w:sz w:val="24"/>
-          <w:szCs w:val="24"/>
-          <w:lang w:val="ru-RU" w:eastAsia="ru-RU"/>
-        </w:rPr>
-        <w:t xml:space="preserve"> </w:t>
-      </w:r>
-      <w:proofErr w:type="gramStart"/>
       <w:r>
         <w:rPr>
           <w:rFonts w:eastAsia="Times New Roman" w:cs="Times New Roman"/>
@@ -543,7 +466,6 @@
         </w:rPr>
         <w:t>PROJECT</w:t>
       </w:r>
-      <w:proofErr w:type="gramEnd"/>
       <w:r>
         <w:rPr>
           <w:rFonts w:eastAsia="Times New Roman" w:cs="Times New Roman"/>
@@ -614,7 +536,6 @@
         </w:rPr>
         <w:t xml:space="preserve"> </w:t>
       </w:r>
-      <w:proofErr w:type="gramStart"/>
       <w:r>
         <w:rPr>
           <w:rFonts w:eastAsia="Times New Roman" w:cs="Times New Roman"/>
@@ -623,157 +544,132 @@
           <w:highlight w:val="yellow"/>
           <w:lang w:val="ru-RU" w:eastAsia="ru-RU"/>
         </w:rPr>
-        <w:t>{{ SITE</w:t>
-      </w:r>
-      <w:proofErr w:type="gramEnd"/>
-      <w:r>
+        <w:t>{{ SITE_REG_NUMBER }}</w:t>
+      </w:r>
+    </w:p>
+    <w:p>
+      <w:pPr>
+        <w:jc w:val="both"/>
         <w:rPr>
           <w:rFonts w:eastAsia="Times New Roman" w:cs="Times New Roman"/>
           <w:sz w:val="24"/>
           <w:szCs w:val="24"/>
+          <w:u w:val="single"/>
+          <w:lang w:val="ru-RU" w:eastAsia="ru-RU"/>
+        </w:rPr>
+      </w:pPr>
+      <w:r>
+        <w:rPr>
+          <w:rFonts w:eastAsia="Times New Roman" w:cs="Times New Roman"/>
+          <w:sz w:val="24"/>
+          <w:szCs w:val="24"/>
+          <w:u w:val="single"/>
+          <w:lang w:val="ru-RU" w:eastAsia="ru-RU"/>
+        </w:rPr>
+        <w:t>М</w:t>
+      </w:r>
+      <w:r>
+        <w:rPr>
+          <w:rFonts w:eastAsia="Times New Roman" w:cs="Times New Roman"/>
+          <w:sz w:val="24"/>
+          <w:szCs w:val="24"/>
+          <w:u w:val="single"/>
+          <w:lang w:val="ru-RU" w:eastAsia="ru-RU"/>
+        </w:rPr>
+        <w:t>есто нахождения декларируемого объекта</w:t>
+      </w:r>
+      <w:r>
+        <w:rPr>
+          <w:rFonts w:eastAsia="Times New Roman" w:cs="Times New Roman"/>
+          <w:sz w:val="24"/>
+          <w:szCs w:val="24"/>
+          <w:u w:val="single"/>
+          <w:lang w:val="ru-RU" w:eastAsia="ru-RU"/>
+        </w:rPr>
+        <w:t>:</w:t>
+      </w:r>
+      <w:r>
+        <w:rPr>
+          <w:rFonts w:eastAsia="Times New Roman" w:cs="Times New Roman"/>
+          <w:sz w:val="24"/>
+          <w:szCs w:val="24"/>
           <w:highlight w:val="yellow"/>
           <w:lang w:val="ru-RU" w:eastAsia="ru-RU"/>
         </w:rPr>
-        <w:t>_REG_NUMBER }}</w:t>
-      </w:r>
-    </w:p>
-    <w:p>
-      <w:pPr>
-        <w:jc w:val="both"/>
+        <w:t xml:space="preserve"> </w:t>
+      </w:r>
+      <w:r>
         <w:rPr>
           <w:rFonts w:eastAsia="Times New Roman" w:cs="Times New Roman"/>
           <w:sz w:val="24"/>
           <w:szCs w:val="24"/>
-          <w:u w:val="single"/>
-          <w:lang w:val="ru-RU" w:eastAsia="ru-RU"/>
-        </w:rPr>
-      </w:pPr>
-      <w:r>
+          <w:highlight w:val="yellow"/>
+          <w:lang w:val="ru-RU" w:eastAsia="ru-RU"/>
+        </w:rPr>
+        <w:t>{{ SITE_OBJECT_ADDRESS }}</w:t>
+      </w:r>
+    </w:p>
+    <w:p>
+      <w:pPr>
+        <w:jc w:val="center"/>
         <w:rPr>
           <w:rFonts w:eastAsia="Times New Roman" w:cs="Times New Roman"/>
           <w:sz w:val="24"/>
           <w:szCs w:val="24"/>
-          <w:u w:val="single"/>
-          <w:lang w:val="ru-RU" w:eastAsia="ru-RU"/>
-        </w:rPr>
-        <w:t>М</w:t>
-      </w:r>
-      <w:r>
+          <w:lang w:val="ru-RU" w:eastAsia="ru-RU"/>
+        </w:rPr>
+      </w:pPr>
+    </w:p>
+    <w:p>
+      <w:pPr>
+        <w:jc w:val="center"/>
         <w:rPr>
           <w:rFonts w:eastAsia="Times New Roman" w:cs="Times New Roman"/>
           <w:sz w:val="24"/>
           <w:szCs w:val="24"/>
-          <w:u w:val="single"/>
-          <w:lang w:val="ru-RU" w:eastAsia="ru-RU"/>
-        </w:rPr>
-        <w:t>есто нахождения декларируемого объекта</w:t>
-      </w:r>
-      <w:r>
+          <w:lang w:val="ru-RU" w:eastAsia="ru-RU"/>
+        </w:rPr>
+      </w:pPr>
+    </w:p>
+    <w:p>
+      <w:pPr>
+        <w:jc w:val="center"/>
         <w:rPr>
           <w:rFonts w:eastAsia="Times New Roman" w:cs="Times New Roman"/>
           <w:sz w:val="24"/>
           <w:szCs w:val="24"/>
-          <w:u w:val="single"/>
-          <w:lang w:val="ru-RU" w:eastAsia="ru-RU"/>
-        </w:rPr>
-        <w:t>:</w:t>
-      </w:r>
-      <w:r>
+          <w:lang w:val="ru-RU" w:eastAsia="ru-RU"/>
+        </w:rPr>
+      </w:pPr>
+    </w:p>
+    <w:p>
+      <w:pPr>
+        <w:jc w:val="center"/>
         <w:rPr>
           <w:rFonts w:eastAsia="Times New Roman" w:cs="Times New Roman"/>
           <w:sz w:val="24"/>
           <w:szCs w:val="24"/>
-          <w:highlight w:val="yellow"/>
-          <w:lang w:val="ru-RU" w:eastAsia="ru-RU"/>
-        </w:rPr>
-        <w:t xml:space="preserve"> </w:t>
-      </w:r>
-      <w:proofErr w:type="gramStart"/>
+          <w:lang w:val="ru-RU" w:eastAsia="ru-RU"/>
+        </w:rPr>
+      </w:pPr>
       <w:r>
         <w:rPr>
           <w:rFonts w:eastAsia="Times New Roman" w:cs="Times New Roman"/>
           <w:sz w:val="24"/>
           <w:szCs w:val="24"/>
-          <w:highlight w:val="yellow"/>
-          <w:lang w:val="ru-RU" w:eastAsia="ru-RU"/>
-        </w:rPr>
-        <w:t>{{ SITE</w:t>
-      </w:r>
-      <w:proofErr w:type="gramEnd"/>
+          <w:lang w:val="ru-RU" w:eastAsia="ru-RU"/>
+        </w:rPr>
+        <w:t xml:space="preserve">{{ </w:t>
+      </w:r>
       <w:r>
         <w:rPr>
           <w:rFonts w:eastAsia="Times New Roman" w:cs="Times New Roman"/>
           <w:sz w:val="24"/>
           <w:szCs w:val="24"/>
-          <w:highlight w:val="yellow"/>
-          <w:lang w:val="ru-RU" w:eastAsia="ru-RU"/>
-        </w:rPr>
-        <w:t>_OBJECT_ADDRESS }}</w:t>
-      </w:r>
-    </w:p>
-    <w:p>
-      <w:pPr>
-        <w:jc w:val="center"/>
-        <w:rPr>
-          <w:rFonts w:eastAsia="Times New Roman" w:cs="Times New Roman"/>
-          <w:sz w:val="24"/>
-          <w:szCs w:val="24"/>
-          <w:lang w:val="ru-RU" w:eastAsia="ru-RU"/>
-        </w:rPr>
-      </w:pPr>
-    </w:p>
-    <w:p>
-      <w:pPr>
-        <w:jc w:val="center"/>
-        <w:rPr>
-          <w:rFonts w:eastAsia="Times New Roman" w:cs="Times New Roman"/>
-          <w:sz w:val="24"/>
-          <w:szCs w:val="24"/>
-          <w:lang w:val="ru-RU" w:eastAsia="ru-RU"/>
-        </w:rPr>
-      </w:pPr>
-    </w:p>
-    <w:p>
-      <w:pPr>
-        <w:jc w:val="center"/>
-        <w:rPr>
-          <w:rFonts w:eastAsia="Times New Roman" w:cs="Times New Roman"/>
-          <w:sz w:val="24"/>
-          <w:szCs w:val="24"/>
-          <w:lang w:val="ru-RU" w:eastAsia="ru-RU"/>
-        </w:rPr>
-      </w:pPr>
-    </w:p>
-    <w:p>
-      <w:pPr>
-        <w:jc w:val="center"/>
-        <w:rPr>
-          <w:rFonts w:eastAsia="Times New Roman" w:cs="Times New Roman"/>
-          <w:sz w:val="24"/>
-          <w:szCs w:val="24"/>
-          <w:lang w:val="ru-RU" w:eastAsia="ru-RU"/>
-        </w:rPr>
-      </w:pPr>
-      <w:proofErr w:type="gramStart"/>
-      <w:r>
-        <w:rPr>
-          <w:rFonts w:eastAsia="Times New Roman" w:cs="Times New Roman"/>
-          <w:sz w:val="24"/>
-          <w:szCs w:val="24"/>
-          <w:lang w:val="ru-RU" w:eastAsia="ru-RU"/>
-        </w:rPr>
-        <w:t xml:space="preserve">{{ </w:t>
-      </w:r>
-      <w:r>
-        <w:rPr>
-          <w:rFonts w:eastAsia="Times New Roman" w:cs="Times New Roman"/>
-          <w:sz w:val="24"/>
-          <w:szCs w:val="24"/>
           <w:lang w:eastAsia="ru-RU"/>
         </w:rPr>
         <w:t>PROJECT</w:t>
       </w:r>
-      <w:proofErr w:type="gramEnd"/>
       <w:r>
         <w:rPr>
           <w:rFonts w:eastAsia="Times New Roman" w:cs="Times New Roman"/>
@@ -895,10 +791,12 @@
           <w:szCs w:val="24"/>
           <w:lang w:val="ru-RU"/>
         </w:rPr>
-        <w:t>Наименование организации: ООО «</w:t>
-      </w:r>
-      <w:proofErr w:type="spellStart"/>
-      <w:r>
+        <w:t xml:space="preserve">Наименование организации: ООО «Экопромпроект» </w:t>
+      </w:r>
+    </w:p>
+    <w:p>
+      <w:pPr>
+        <w:jc w:val="both"/>
         <w:rPr>
           <w:rFonts w:cs="Times New Roman"/>
           <w:bCs/>
@@ -907,24 +805,16 @@
           <w:szCs w:val="24"/>
           <w:lang w:val="ru-RU"/>
         </w:rPr>
-        <w:t>Экопромпроект</w:t>
-      </w:r>
-      <w:proofErr w:type="spellEnd"/>
-      <w:r>
-        <w:rPr>
-          <w:rFonts w:cs="Times New Roman"/>
+      </w:pPr>
+      <w:r>
+        <w:rPr>
           <w:bCs/>
           <w:color w:val="FF0000"/>
-          <w:sz w:val="24"/>
-          <w:szCs w:val="24"/>
-          <w:lang w:val="ru-RU"/>
-        </w:rPr>
-        <w:t xml:space="preserve">» </w:t>
-      </w:r>
-    </w:p>
-    <w:p>
-      <w:pPr>
-        <w:jc w:val="both"/>
+          <w:lang w:val="ru-RU"/>
+        </w:rPr>
+        <w:t xml:space="preserve">Адрес: </w:t>
+      </w:r>
+      <w:r>
         <w:rPr>
           <w:rFonts w:cs="Times New Roman"/>
           <w:bCs/>
@@ -933,15 +823,21 @@
           <w:szCs w:val="24"/>
           <w:lang w:val="ru-RU"/>
         </w:rPr>
-      </w:pPr>
-      <w:r>
-        <w:rPr>
+        <w:t>420127, Республика Татарстан, г Казань, ул Короленко, д. 120, офис 1</w:t>
+      </w:r>
+    </w:p>
+    <w:p>
+      <w:pPr>
+        <w:jc w:val="both"/>
+        <w:rPr>
+          <w:rFonts w:cs="Times New Roman"/>
           <w:bCs/>
           <w:color w:val="FF0000"/>
-          <w:lang w:val="ru-RU"/>
-        </w:rPr>
-        <w:t xml:space="preserve">Адрес: </w:t>
-      </w:r>
+          <w:sz w:val="24"/>
+          <w:szCs w:val="24"/>
+          <w:lang w:val="ru-RU"/>
+        </w:rPr>
+      </w:pPr>
       <w:r>
         <w:rPr>
           <w:rFonts w:cs="Times New Roman"/>
@@ -951,10 +847,12 @@
           <w:szCs w:val="24"/>
           <w:lang w:val="ru-RU"/>
         </w:rPr>
-        <w:t xml:space="preserve">420127, Республика Татарстан, г Казань, </w:t>
-      </w:r>
-      <w:proofErr w:type="spellStart"/>
-      <w:r>
+        <w:t>Телефон: +7-917-286-81-25</w:t>
+      </w:r>
+    </w:p>
+    <w:p>
+      <w:pPr>
+        <w:jc w:val="both"/>
         <w:rPr>
           <w:rFonts w:cs="Times New Roman"/>
           <w:bCs/>
@@ -963,9 +861,7 @@
           <w:szCs w:val="24"/>
           <w:lang w:val="ru-RU"/>
         </w:rPr>
-        <w:t>ул</w:t>
-      </w:r>
-      <w:proofErr w:type="spellEnd"/>
+      </w:pPr>
       <w:r>
         <w:rPr>
           <w:rFonts w:cs="Times New Roman"/>
@@ -975,68 +871,7 @@
           <w:szCs w:val="24"/>
           <w:lang w:val="ru-RU"/>
         </w:rPr>
-        <w:t xml:space="preserve"> Короленко, д. 120, офис 1</w:t>
-      </w:r>
-    </w:p>
-    <w:p>
-      <w:pPr>
-        <w:jc w:val="both"/>
-        <w:rPr>
-          <w:rFonts w:cs="Times New Roman"/>
-          <w:bCs/>
-          <w:color w:val="FF0000"/>
-          <w:sz w:val="24"/>
-          <w:szCs w:val="24"/>
-          <w:lang w:val="ru-RU"/>
-        </w:rPr>
-      </w:pPr>
-      <w:r>
-        <w:rPr>
-          <w:rFonts w:cs="Times New Roman"/>
-          <w:bCs/>
-          <w:color w:val="FF0000"/>
-          <w:sz w:val="24"/>
-          <w:szCs w:val="24"/>
-          <w:lang w:val="ru-RU"/>
-        </w:rPr>
-        <w:t>Телефон: +7-917-286-81-25</w:t>
-      </w:r>
-    </w:p>
-    <w:p>
-      <w:pPr>
-        <w:jc w:val="both"/>
-        <w:rPr>
-          <w:rFonts w:cs="Times New Roman"/>
-          <w:bCs/>
-          <w:color w:val="FF0000"/>
-          <w:sz w:val="24"/>
-          <w:szCs w:val="24"/>
-          <w:lang w:val="ru-RU"/>
-        </w:rPr>
-      </w:pPr>
-      <w:proofErr w:type="spellStart"/>
-      <w:r>
-        <w:rPr>
-          <w:rFonts w:cs="Times New Roman"/>
-          <w:bCs/>
-          <w:color w:val="FF0000"/>
-          <w:sz w:val="24"/>
-          <w:szCs w:val="24"/>
-          <w:lang w:val="ru-RU"/>
-        </w:rPr>
-        <w:t>email</w:t>
-      </w:r>
-      <w:proofErr w:type="spellEnd"/>
-      <w:r>
-        <w:rPr>
-          <w:rFonts w:cs="Times New Roman"/>
-          <w:bCs/>
-          <w:color w:val="FF0000"/>
-          <w:sz w:val="24"/>
-          <w:szCs w:val="24"/>
-          <w:lang w:val="ru-RU"/>
-        </w:rPr>
-        <w:t>: ildarkalimullin@gmail.com</w:t>
+        <w:t>email: ildarkalimullin@gmail.com</w:t>
       </w:r>
     </w:p>
     <w:p>
@@ -1088,55 +923,7 @@
           <w:szCs w:val="24"/>
           <w:lang w:val="ru-RU"/>
         </w:rPr>
-        <w:t xml:space="preserve">Калимуллин Ильдар </w:t>
-      </w:r>
-      <w:proofErr w:type="spellStart"/>
-      <w:r>
-        <w:rPr>
-          <w:rFonts w:cs="Times New Roman"/>
-          <w:bCs/>
-          <w:color w:val="FF0000"/>
-          <w:sz w:val="24"/>
-          <w:szCs w:val="24"/>
-          <w:lang w:val="ru-RU"/>
-        </w:rPr>
-        <w:t>Рамилевич</w:t>
-      </w:r>
-      <w:proofErr w:type="spellEnd"/>
-      <w:r>
-        <w:rPr>
-          <w:rFonts w:cs="Times New Roman"/>
-          <w:bCs/>
-          <w:color w:val="FF0000"/>
-          <w:sz w:val="24"/>
-          <w:szCs w:val="24"/>
-          <w:lang w:val="ru-RU"/>
-        </w:rPr>
-        <w:t>, Генеральный директор ООО «</w:t>
-      </w:r>
-      <w:proofErr w:type="spellStart"/>
-      <w:r>
-        <w:rPr>
-          <w:rFonts w:cs="Times New Roman"/>
-          <w:bCs/>
-          <w:color w:val="FF0000"/>
-          <w:sz w:val="24"/>
-          <w:szCs w:val="24"/>
-          <w:lang w:val="ru-RU"/>
-        </w:rPr>
-        <w:t>Экопромпроект</w:t>
-      </w:r>
-      <w:proofErr w:type="spellEnd"/>
-      <w:r>
-        <w:rPr>
-          <w:rFonts w:cs="Times New Roman"/>
-          <w:bCs/>
-          <w:color w:val="FF0000"/>
-          <w:sz w:val="24"/>
-          <w:szCs w:val="24"/>
-          <w:lang w:val="ru-RU"/>
-        </w:rPr>
-        <w:t>», к.т.н. (диплом о профессиональной переподготовке №004 от 26.01.2023 г. по программе «Техносферная безопасность»)</w:t>
+        <w:t>Калимуллин Ильдар Рамилевич, Генеральный директор ООО «Экопромпроект», к.т.н. (диплом о профессиональной переподготовке №004 от 26.01.2023 г. по программе «Техносферная безопасность»)</w:t>
       </w:r>
     </w:p>
     <w:p>
@@ -5006,7 +4793,6 @@
         </w:rPr>
         <w:t>Р</w:t>
       </w:r>
-      <w:proofErr w:type="spellStart"/>
       <w:r>
         <w:rPr>
           <w:rFonts w:ascii="Times New Roman" w:hAnsi="Times New Roman" w:cs="Times New Roman"/>
@@ -5015,32 +4801,9 @@
           <w:szCs w:val="24"/>
           <w:lang w:eastAsia="ru-RU"/>
         </w:rPr>
-        <w:t>еквизиты</w:t>
-      </w:r>
-      <w:proofErr w:type="spellEnd"/>
-      <w:r>
-        <w:rPr>
-          <w:rFonts w:ascii="Times New Roman" w:hAnsi="Times New Roman" w:cs="Times New Roman"/>
-          <w:color w:val="auto"/>
-          <w:sz w:val="24"/>
-          <w:szCs w:val="24"/>
-          <w:lang w:eastAsia="ru-RU"/>
-        </w:rPr>
-        <w:t xml:space="preserve"> </w:t>
-      </w:r>
-      <w:proofErr w:type="spellStart"/>
-      <w:r>
-        <w:rPr>
-          <w:rFonts w:ascii="Times New Roman" w:hAnsi="Times New Roman" w:cs="Times New Roman"/>
-          <w:color w:val="auto"/>
-          <w:sz w:val="24"/>
-          <w:szCs w:val="24"/>
-          <w:lang w:eastAsia="ru-RU"/>
-        </w:rPr>
-        <w:t>организации</w:t>
+        <w:t>еквизиты организации</w:t>
       </w:r>
       <w:bookmarkEnd w:id="2"/>
-      <w:proofErr w:type="spellEnd"/>
     </w:p>
     <w:p>
       <w:pPr>
@@ -5079,29 +4842,7 @@
           <w:szCs w:val="24"/>
           <w:lang w:val="ru-RU" w:eastAsia="ru-RU"/>
         </w:rPr>
-        <w:t xml:space="preserve">олное и </w:t>
-      </w:r>
-      <w:proofErr w:type="spellStart"/>
-      <w:r>
-        <w:rPr>
-          <w:rFonts w:ascii="Times New Roman" w:hAnsi="Times New Roman" w:cs="Times New Roman"/>
-          <w:color w:val="auto"/>
-          <w:sz w:val="24"/>
-          <w:szCs w:val="24"/>
-          <w:lang w:val="ru-RU" w:eastAsia="ru-RU"/>
-        </w:rPr>
-        <w:t>сокращенное</w:t>
-      </w:r>
-      <w:proofErr w:type="spellEnd"/>
-      <w:r>
-        <w:rPr>
-          <w:rFonts w:ascii="Times New Roman" w:hAnsi="Times New Roman" w:cs="Times New Roman"/>
-          <w:color w:val="auto"/>
-          <w:sz w:val="24"/>
-          <w:szCs w:val="24"/>
-          <w:lang w:val="ru-RU" w:eastAsia="ru-RU"/>
-        </w:rPr>
-        <w:t xml:space="preserve"> (при наличии) наименование эксплуатирующей организации (или заказчика проекта) с указанием адреса в пределах ее места нахождения, электронного адреса (при наличии) и телефона</w:t>
+        <w:t>олное и сокращенное (при наличии) наименование эксплуатирующей организации (или заказчика проекта) с указанием адреса в пределах ее места нахождения, электронного адреса (при наличии) и телефона</w:t>
       </w:r>
       <w:bookmarkEnd w:id="3"/>
     </w:p>
@@ -5157,7 +4898,6 @@
           <w:lang w:val="ru-RU"/>
         </w:rPr>
       </w:pPr>
-      <w:proofErr w:type="gramStart"/>
       <w:r>
         <w:rPr>
           <w:rFonts w:cs="Times New Roman"/>
@@ -5177,7 +4917,6 @@
         </w:rPr>
         <w:t>FULL</w:t>
       </w:r>
-      <w:proofErr w:type="gramEnd"/>
       <w:r>
         <w:rPr>
           <w:rFonts w:cs="Times New Roman"/>
@@ -5218,7 +4957,6 @@
           <w:lang w:val="ru-RU"/>
         </w:rPr>
       </w:pPr>
-      <w:proofErr w:type="gramStart"/>
       <w:r>
         <w:rPr>
           <w:rFonts w:cs="Times New Roman"/>
@@ -5227,9 +4965,28 @@
           <w:highlight w:val="yellow"/>
           <w:lang w:val="ru-RU"/>
         </w:rPr>
-        <w:t>{{ SHORT</w:t>
-      </w:r>
-      <w:proofErr w:type="gramEnd"/>
+        <w:t>{{ SHORT_NAME }}</w:t>
+      </w:r>
+    </w:p>
+    <w:p>
+      <w:pPr>
+        <w:ind w:firstLine="680"/>
+        <w:rPr>
+          <w:rFonts w:cs="Times New Roman"/>
+          <w:sz w:val="24"/>
+          <w:szCs w:val="24"/>
+          <w:lang w:val="ru-RU"/>
+        </w:rPr>
+      </w:pPr>
+      <w:r>
+        <w:rPr>
+          <w:rFonts w:cs="Times New Roman"/>
+          <w:sz w:val="24"/>
+          <w:szCs w:val="24"/>
+          <w:lang w:val="ru-RU"/>
+        </w:rPr>
+        <w:t xml:space="preserve">Юридический адрес: </w:t>
+      </w:r>
       <w:r>
         <w:rPr>
           <w:rFonts w:cs="Times New Roman"/>
@@ -5238,7 +4995,45 @@
           <w:highlight w:val="yellow"/>
           <w:lang w:val="ru-RU"/>
         </w:rPr>
-        <w:t>_NAME }}</w:t>
+        <w:t xml:space="preserve">{{ </w:t>
+      </w:r>
+      <w:r>
+        <w:rPr>
+          <w:rFonts w:cs="Times New Roman"/>
+          <w:sz w:val="24"/>
+          <w:szCs w:val="24"/>
+          <w:highlight w:val="yellow"/>
+        </w:rPr>
+        <w:t>ORG</w:t>
+      </w:r>
+      <w:r>
+        <w:rPr>
+          <w:rFonts w:cs="Times New Roman"/>
+          <w:sz w:val="24"/>
+          <w:szCs w:val="24"/>
+          <w:highlight w:val="yellow"/>
+          <w:lang w:val="ru-RU"/>
+        </w:rPr>
+        <w:t>_</w:t>
+      </w:r>
+      <w:r>
+        <w:rPr>
+          <w:rFonts w:cs="Times New Roman"/>
+          <w:sz w:val="24"/>
+          <w:szCs w:val="24"/>
+          <w:highlight w:val="yellow"/>
+        </w:rPr>
+        <w:t>ADDRESS</w:t>
+      </w:r>
+      <w:r>
+        <w:rPr>
+          <w:rFonts w:cs="Times New Roman"/>
+          <w:sz w:val="24"/>
+          <w:szCs w:val="24"/>
+          <w:highlight w:val="yellow"/>
+          <w:lang w:val="ru-RU"/>
+        </w:rPr>
+        <w:t xml:space="preserve"> }}</w:t>
       </w:r>
     </w:p>
     <w:p>
@@ -5258,9 +5053,8 @@
           <w:szCs w:val="24"/>
           <w:lang w:val="ru-RU"/>
         </w:rPr>
-        <w:t xml:space="preserve">Юридический адрес: </w:t>
-      </w:r>
-      <w:proofErr w:type="gramStart"/>
+        <w:t xml:space="preserve">тел./факс: </w:t>
+      </w:r>
       <w:r>
         <w:rPr>
           <w:rFonts w:cs="Times New Roman"/>
@@ -5269,6 +5063,84 @@
           <w:highlight w:val="yellow"/>
           <w:lang w:val="ru-RU"/>
         </w:rPr>
+        <w:t>{{ ORG_PHONE }}</w:t>
+      </w:r>
+      <w:r>
+        <w:rPr>
+          <w:rFonts w:cs="Times New Roman"/>
+          <w:sz w:val="24"/>
+          <w:szCs w:val="24"/>
+          <w:highlight w:val="yellow"/>
+          <w:lang w:val="ru-RU"/>
+        </w:rPr>
+        <w:t xml:space="preserve"> </w:t>
+      </w:r>
+      <w:r>
+        <w:rPr>
+          <w:rFonts w:cs="Times New Roman"/>
+          <w:sz w:val="24"/>
+          <w:szCs w:val="24"/>
+          <w:highlight w:val="yellow"/>
+          <w:lang w:val="ru-RU"/>
+        </w:rPr>
+        <w:t>/</w:t>
+      </w:r>
+      <w:r>
+        <w:rPr>
+          <w:rFonts w:cs="Times New Roman"/>
+          <w:sz w:val="24"/>
+          <w:szCs w:val="24"/>
+          <w:highlight w:val="yellow"/>
+          <w:lang w:val="ru-RU"/>
+        </w:rPr>
+        <w:t xml:space="preserve"> </w:t>
+      </w:r>
+      <w:r>
+        <w:rPr>
+          <w:rFonts w:cs="Times New Roman"/>
+          <w:sz w:val="24"/>
+          <w:szCs w:val="24"/>
+          <w:highlight w:val="yellow"/>
+          <w:lang w:val="ru-RU"/>
+        </w:rPr>
+        <w:t>{{ ORG_FAX }}</w:t>
+      </w:r>
+    </w:p>
+    <w:p>
+      <w:pPr>
+        <w:ind w:firstLine="680"/>
+        <w:rPr>
+          <w:rFonts w:cs="Times New Roman"/>
+          <w:sz w:val="24"/>
+          <w:szCs w:val="24"/>
+          <w:lang w:val="ru-RU"/>
+        </w:rPr>
+      </w:pPr>
+      <w:r>
+        <w:rPr>
+          <w:rFonts w:cs="Times New Roman"/>
+          <w:sz w:val="24"/>
+          <w:szCs w:val="24"/>
+        </w:rPr>
+        <w:t>Email</w:t>
+      </w:r>
+      <w:r>
+        <w:rPr>
+          <w:rFonts w:cs="Times New Roman"/>
+          <w:sz w:val="24"/>
+          <w:szCs w:val="24"/>
+          <w:lang w:val="ru-RU"/>
+        </w:rPr>
+        <w:t xml:space="preserve">: </w:t>
+      </w:r>
+      <w:r>
+        <w:rPr>
+          <w:rFonts w:cs="Times New Roman"/>
+          <w:sz w:val="24"/>
+          <w:szCs w:val="24"/>
+          <w:highlight w:val="yellow"/>
+          <w:lang w:val="ru-RU"/>
+        </w:rPr>
         <w:t xml:space="preserve">{{ </w:t>
       </w:r>
       <w:r>
@@ -5280,167 +5152,6 @@
         </w:rPr>
         <w:t>ORG</w:t>
       </w:r>
-      <w:proofErr w:type="gramEnd"/>
-      <w:r>
-        <w:rPr>
-          <w:rFonts w:cs="Times New Roman"/>
-          <w:sz w:val="24"/>
-          <w:szCs w:val="24"/>
-          <w:highlight w:val="yellow"/>
-          <w:lang w:val="ru-RU"/>
-        </w:rPr>
-        <w:t>_</w:t>
-      </w:r>
-      <w:r>
-        <w:rPr>
-          <w:rFonts w:cs="Times New Roman"/>
-          <w:sz w:val="24"/>
-          <w:szCs w:val="24"/>
-          <w:highlight w:val="yellow"/>
-        </w:rPr>
-        <w:t>ADDRESS</w:t>
-      </w:r>
-      <w:r>
-        <w:rPr>
-          <w:rFonts w:cs="Times New Roman"/>
-          <w:sz w:val="24"/>
-          <w:szCs w:val="24"/>
-          <w:highlight w:val="yellow"/>
-          <w:lang w:val="ru-RU"/>
-        </w:rPr>
-        <w:t xml:space="preserve"> }}</w:t>
-      </w:r>
-    </w:p>
-    <w:p>
-      <w:pPr>
-        <w:ind w:firstLine="680"/>
-        <w:rPr>
-          <w:rFonts w:cs="Times New Roman"/>
-          <w:sz w:val="24"/>
-          <w:szCs w:val="24"/>
-          <w:lang w:val="ru-RU"/>
-        </w:rPr>
-      </w:pPr>
-      <w:r>
-        <w:rPr>
-          <w:rFonts w:cs="Times New Roman"/>
-          <w:sz w:val="24"/>
-          <w:szCs w:val="24"/>
-          <w:lang w:val="ru-RU"/>
-        </w:rPr>
-        <w:t xml:space="preserve">тел./факс: </w:t>
-      </w:r>
-      <w:proofErr w:type="gramStart"/>
-      <w:r>
-        <w:rPr>
-          <w:rFonts w:cs="Times New Roman"/>
-          <w:sz w:val="24"/>
-          <w:szCs w:val="24"/>
-          <w:highlight w:val="yellow"/>
-          <w:lang w:val="ru-RU"/>
-        </w:rPr>
-        <w:t>{{ ORG</w:t>
-      </w:r>
-      <w:proofErr w:type="gramEnd"/>
-      <w:r>
-        <w:rPr>
-          <w:rFonts w:cs="Times New Roman"/>
-          <w:sz w:val="24"/>
-          <w:szCs w:val="24"/>
-          <w:highlight w:val="yellow"/>
-          <w:lang w:val="ru-RU"/>
-        </w:rPr>
-        <w:t>_PHONE }}</w:t>
-      </w:r>
-      <w:r>
-        <w:rPr>
-          <w:rFonts w:cs="Times New Roman"/>
-          <w:sz w:val="24"/>
-          <w:szCs w:val="24"/>
-          <w:highlight w:val="yellow"/>
-          <w:lang w:val="ru-RU"/>
-        </w:rPr>
-        <w:t xml:space="preserve"> </w:t>
-      </w:r>
-      <w:r>
-        <w:rPr>
-          <w:rFonts w:cs="Times New Roman"/>
-          <w:sz w:val="24"/>
-          <w:szCs w:val="24"/>
-          <w:highlight w:val="yellow"/>
-          <w:lang w:val="ru-RU"/>
-        </w:rPr>
-        <w:t>/</w:t>
-      </w:r>
-      <w:r>
-        <w:rPr>
-          <w:rFonts w:cs="Times New Roman"/>
-          <w:sz w:val="24"/>
-          <w:szCs w:val="24"/>
-          <w:highlight w:val="yellow"/>
-          <w:lang w:val="ru-RU"/>
-        </w:rPr>
-        <w:t xml:space="preserve"> </w:t>
-      </w:r>
-      <w:r>
-        <w:rPr>
-          <w:rFonts w:cs="Times New Roman"/>
-          <w:sz w:val="24"/>
-          <w:szCs w:val="24"/>
-          <w:highlight w:val="yellow"/>
-          <w:lang w:val="ru-RU"/>
-        </w:rPr>
-        <w:t>{{ ORG_FAX }}</w:t>
-      </w:r>
-    </w:p>
-    <w:p>
-      <w:pPr>
-        <w:ind w:firstLine="680"/>
-        <w:rPr>
-          <w:rFonts w:cs="Times New Roman"/>
-          <w:sz w:val="24"/>
-          <w:szCs w:val="24"/>
-          <w:lang w:val="ru-RU"/>
-        </w:rPr>
-      </w:pPr>
-      <w:r>
-        <w:rPr>
-          <w:rFonts w:cs="Times New Roman"/>
-          <w:sz w:val="24"/>
-          <w:szCs w:val="24"/>
-        </w:rPr>
-        <w:t>Email</w:t>
-      </w:r>
-      <w:r>
-        <w:rPr>
-          <w:rFonts w:cs="Times New Roman"/>
-          <w:sz w:val="24"/>
-          <w:szCs w:val="24"/>
-          <w:lang w:val="ru-RU"/>
-        </w:rPr>
-        <w:t xml:space="preserve">: </w:t>
-      </w:r>
-      <w:proofErr w:type="gramStart"/>
-      <w:r>
-        <w:rPr>
-          <w:rFonts w:cs="Times New Roman"/>
-          <w:sz w:val="24"/>
-          <w:szCs w:val="24"/>
-          <w:highlight w:val="yellow"/>
-          <w:lang w:val="ru-RU"/>
-        </w:rPr>
-        <w:t xml:space="preserve">{{ </w:t>
-      </w:r>
-      <w:r>
-        <w:rPr>
-          <w:rFonts w:cs="Times New Roman"/>
-          <w:sz w:val="24"/>
-          <w:szCs w:val="24"/>
-          <w:highlight w:val="yellow"/>
-        </w:rPr>
-        <w:t>ORG</w:t>
-      </w:r>
-      <w:proofErr w:type="gramEnd"/>
       <w:r>
         <w:rPr>
           <w:rFonts w:cs="Times New Roman"/>
@@ -5628,7 +5339,6 @@
           <w:lang w:val="ru-RU"/>
         </w:rPr>
       </w:pPr>
-      <w:proofErr w:type="gramStart"/>
       <w:r>
         <w:rPr>
           <w:rFonts w:cs="Times New Roman"/>
@@ -5648,7 +5358,6 @@
         </w:rPr>
         <w:t>HEAD</w:t>
       </w:r>
-      <w:proofErr w:type="gramEnd"/>
       <w:r>
         <w:rPr>
           <w:rFonts w:cs="Times New Roman"/>
@@ -5904,7 +5613,6 @@
           <w:szCs w:val="24"/>
         </w:rPr>
       </w:pPr>
-      <w:proofErr w:type="gramStart"/>
       <w:r>
         <w:rPr>
           <w:rFonts w:cs="Times New Roman"/>
@@ -5912,17 +5620,7 @@
           <w:szCs w:val="24"/>
           <w:highlight w:val="yellow"/>
         </w:rPr>
-        <w:t>{{ SITE</w:t>
-      </w:r>
-      <w:proofErr w:type="gramEnd"/>
-      <w:r>
-        <w:rPr>
-          <w:rFonts w:cs="Times New Roman"/>
-          <w:sz w:val="24"/>
-          <w:szCs w:val="24"/>
-          <w:highlight w:val="yellow"/>
-        </w:rPr>
-        <w:t>_DESCRIPTION }}</w:t>
+        <w:t>{{ SITE_DESCRIPTION }}</w:t>
       </w:r>
     </w:p>
     <w:p>
@@ -6003,29 +5701,7 @@
           <w:szCs w:val="24"/>
           <w:lang w:val="ru-RU" w:eastAsia="ru-RU"/>
         </w:rPr>
-        <w:t xml:space="preserve">Перечень составляющих декларируемого объекта с указанием количества и наименования опасных веществ, на основании которых опасный производственный объект </w:t>
-      </w:r>
-      <w:proofErr w:type="spellStart"/>
-      <w:r>
-        <w:rPr>
-          <w:rFonts w:ascii="Times New Roman" w:hAnsi="Times New Roman" w:cs="Times New Roman"/>
-          <w:color w:val="auto"/>
-          <w:sz w:val="24"/>
-          <w:szCs w:val="24"/>
-          <w:lang w:val="ru-RU" w:eastAsia="ru-RU"/>
-        </w:rPr>
-        <w:t>отнесен</w:t>
-      </w:r>
-      <w:proofErr w:type="spellEnd"/>
-      <w:r>
-        <w:rPr>
-          <w:rFonts w:ascii="Times New Roman" w:hAnsi="Times New Roman" w:cs="Times New Roman"/>
-          <w:color w:val="auto"/>
-          <w:sz w:val="24"/>
-          <w:szCs w:val="24"/>
-          <w:lang w:val="ru-RU" w:eastAsia="ru-RU"/>
-        </w:rPr>
-        <w:t xml:space="preserve"> к декларируемым объектам</w:t>
+        <w:t>Перечень составляющих декларируемого объекта с указанием количества и наименования опасных веществ, на основании которых опасный производственный объект отнесен к декларируемым объектам</w:t>
       </w:r>
       <w:bookmarkEnd w:id="8"/>
     </w:p>
@@ -6071,7 +5747,6 @@
         </w:rPr>
         <w:br/>
       </w:r>
-      <w:proofErr w:type="gramStart"/>
       <w:r>
         <w:rPr>
           <w:rFonts w:cs="Times New Roman"/>
@@ -6080,18 +5755,7 @@
           <w:highlight w:val="yellow"/>
           <w:lang w:val="ru-RU"/>
         </w:rPr>
-        <w:t>{{ SHORT</w:t>
-      </w:r>
-      <w:proofErr w:type="gramEnd"/>
-      <w:r>
-        <w:rPr>
-          <w:rFonts w:cs="Times New Roman"/>
-          <w:sz w:val="24"/>
-          <w:szCs w:val="24"/>
-          <w:highlight w:val="yellow"/>
-          <w:lang w:val="ru-RU"/>
-        </w:rPr>
-        <w:t>_NAME }}</w:t>
+        <w:t>{{ SHORT_NAME }}</w:t>
       </w:r>
       <w:r>
         <w:rPr>
@@ -6136,47 +5800,7 @@
           <w:szCs w:val="24"/>
           <w:lang w:val="ru-RU"/>
         </w:rPr>
-        <w:t xml:space="preserve"> от 21.07.1997 № 116-ФЗ «О промышленной безопасности опасных производственных объектов» и в соответствии с «Порядком оформления декларации промышленной безопасности опасных производственных объектов и перечне включаемых в </w:t>
-      </w:r>
-      <w:proofErr w:type="spellStart"/>
-      <w:r>
-        <w:rPr>
-          <w:rFonts w:cs="Times New Roman"/>
-          <w:sz w:val="24"/>
-          <w:szCs w:val="24"/>
-          <w:lang w:val="ru-RU"/>
-        </w:rPr>
-        <w:t>нее</w:t>
-      </w:r>
-      <w:proofErr w:type="spellEnd"/>
-      <w:r>
-        <w:rPr>
-          <w:rFonts w:cs="Times New Roman"/>
-          <w:sz w:val="24"/>
-          <w:szCs w:val="24"/>
-          <w:lang w:val="ru-RU"/>
-        </w:rPr>
-        <w:t xml:space="preserve"> сведений», </w:t>
-      </w:r>
-      <w:proofErr w:type="spellStart"/>
-      <w:r>
-        <w:rPr>
-          <w:rFonts w:cs="Times New Roman"/>
-          <w:sz w:val="24"/>
-          <w:szCs w:val="24"/>
-          <w:lang w:val="ru-RU"/>
-        </w:rPr>
-        <w:t>утвержденным</w:t>
-      </w:r>
-      <w:proofErr w:type="spellEnd"/>
-      <w:r>
-        <w:rPr>
-          <w:rFonts w:cs="Times New Roman"/>
-          <w:sz w:val="24"/>
-          <w:szCs w:val="24"/>
-          <w:lang w:val="ru-RU"/>
-        </w:rPr>
-        <w:t xml:space="preserve"> приказом Федеральной службы по экологическому, технологическому и атомному надзору от 16.10.2020 г. № 414.</w:t>
+        <w:t xml:space="preserve"> от 21.07.1997 № 116-ФЗ «О промышленной безопасности опасных производственных объектов» и в соответствии с «Порядком оформления декларации промышленной безопасности опасных производственных объектов и перечне включаемых в нее сведений», утвержденным приказом Федеральной службы по экологическому, технологическому и атомному надзору от 16.10.2020 г. № 414.</w:t>
       </w:r>
     </w:p>
     <w:p>
@@ -6220,17 +5844,7 @@
           <w:szCs w:val="24"/>
           <w:lang w:val="ru-RU"/>
         </w:rPr>
-        <w:t xml:space="preserve">, </w:t>
-      </w:r>
-      <w:proofErr w:type="spellStart"/>
-      <w:r>
-        <w:rPr>
-          <w:rFonts w:cs="Times New Roman"/>
-          <w:sz w:val="24"/>
-          <w:szCs w:val="24"/>
-          <w:lang w:val="ru-RU"/>
-        </w:rPr>
-        <w:t>приведён</w:t>
+        <w:t>, приведён</w:t>
       </w:r>
       <w:r>
         <w:rPr>
@@ -6241,7 +5855,6 @@
         </w:rPr>
         <w:t>ы</w:t>
       </w:r>
-      <w:proofErr w:type="spellEnd"/>
       <w:r>
         <w:rPr>
           <w:rFonts w:cs="Times New Roman"/>
@@ -7372,33 +6985,7 @@
                 <w:szCs w:val="18"/>
                 <w:lang w:val="ru-RU" w:eastAsia="ru-RU"/>
               </w:rPr>
-              <w:t xml:space="preserve">В </w:t>
-            </w:r>
-            <w:proofErr w:type="spellStart"/>
-            <w:r>
-              <w:rPr>
-                <w:rFonts w:eastAsia="Times New Roman" w:cs="Times New Roman"/>
-                <w:b/>
-                <w:bCs/>
-                <w:color w:val="FF0000"/>
-                <w:sz w:val="18"/>
-                <w:szCs w:val="18"/>
-                <w:lang w:val="ru-RU" w:eastAsia="ru-RU"/>
-              </w:rPr>
-              <w:t>технол</w:t>
-            </w:r>
-            <w:proofErr w:type="spellEnd"/>
-            <w:r>
-              <w:rPr>
-                <w:rFonts w:eastAsia="Times New Roman" w:cs="Times New Roman"/>
-                <w:b/>
-                <w:bCs/>
-                <w:color w:val="FF0000"/>
-                <w:sz w:val="18"/>
-                <w:szCs w:val="18"/>
-                <w:lang w:val="ru-RU" w:eastAsia="ru-RU"/>
-              </w:rPr>
-              <w:t>. процессе, т</w:t>
+              <w:t>В технол. процессе, т</w:t>
             </w:r>
           </w:p>
         </w:tc>
@@ -7593,31 +7180,7 @@
                 <w:szCs w:val="18"/>
                 <w:lang w:val="ru-RU" w:eastAsia="ru-RU"/>
               </w:rPr>
-              <w:t>УПН «</w:t>
-            </w:r>
-            <w:proofErr w:type="spellStart"/>
-            <w:r>
-              <w:rPr>
-                <w:rFonts w:eastAsia="Times New Roman" w:cs="Times New Roman"/>
-                <w:bCs/>
-                <w:color w:val="FF0000"/>
-                <w:sz w:val="18"/>
-                <w:szCs w:val="18"/>
-                <w:lang w:val="ru-RU" w:eastAsia="ru-RU"/>
-              </w:rPr>
-              <w:t>Кушкуль</w:t>
-            </w:r>
-            <w:proofErr w:type="spellEnd"/>
-            <w:r>
-              <w:rPr>
-                <w:rFonts w:eastAsia="Times New Roman" w:cs="Times New Roman"/>
-                <w:bCs/>
-                <w:color w:val="FF0000"/>
-                <w:sz w:val="18"/>
-                <w:szCs w:val="18"/>
-                <w:lang w:val="ru-RU" w:eastAsia="ru-RU"/>
-              </w:rPr>
-              <w:t xml:space="preserve">» </w:t>
+              <w:t xml:space="preserve">УПН «Кушкуль» </w:t>
             </w:r>
           </w:p>
         </w:tc>
@@ -10067,7 +9630,6 @@
         </w:rPr>
         <w:t xml:space="preserve">Опасный производственный объект - </w:t>
       </w:r>
-      <w:proofErr w:type="gramStart"/>
       <w:r>
         <w:rPr>
           <w:rFonts w:cs="Times New Roman"/>
@@ -10076,18 +9638,7 @@
           <w:highlight w:val="yellow"/>
           <w:lang w:val="ru-RU"/>
         </w:rPr>
-        <w:t>{{ SITE</w:t>
-      </w:r>
-      <w:proofErr w:type="gramEnd"/>
-      <w:r>
-        <w:rPr>
-          <w:rFonts w:cs="Times New Roman"/>
-          <w:sz w:val="24"/>
-          <w:szCs w:val="24"/>
-          <w:highlight w:val="yellow"/>
-          <w:lang w:val="ru-RU"/>
-        </w:rPr>
-        <w:t>_NAME }}</w:t>
+        <w:t>{{ SITE_NAME }}</w:t>
       </w:r>
       <w:r>
         <w:rPr>
@@ -10282,27 +9833,7 @@
           <w:szCs w:val="24"/>
           <w:lang w:val="ru-RU"/>
         </w:rPr>
-        <w:t xml:space="preserve">) </w:t>
-      </w:r>
-      <w:proofErr w:type="spellStart"/>
-      <w:r>
-        <w:rPr>
-          <w:rFonts w:cs="Times New Roman"/>
-          <w:sz w:val="24"/>
-          <w:szCs w:val="24"/>
-          <w:lang w:val="ru-RU"/>
-        </w:rPr>
-        <w:t>приведен</w:t>
-      </w:r>
-      <w:proofErr w:type="spellEnd"/>
-      <w:r>
-        <w:rPr>
-          <w:rFonts w:cs="Times New Roman"/>
-          <w:sz w:val="24"/>
-          <w:szCs w:val="24"/>
-          <w:lang w:val="ru-RU"/>
-        </w:rPr>
-        <w:t xml:space="preserve"> перечень нормативных правовых документов, на основании которых принято решение о разработке декларации.</w:t>
+        <w:t>) приведен перечень нормативных правовых документов, на основании которых принято решение о разработке декларации.</w:t>
       </w:r>
     </w:p>
     <w:p>
@@ -10647,31 +10178,7 @@
                 <w:szCs w:val="24"/>
                 <w:lang w:val="ru-RU"/>
               </w:rPr>
-              <w:t xml:space="preserve">2. «Порядок оформления декларации промышленной безопасности опасных производственных объектов и перечень включаемых в </w:t>
-            </w:r>
-            <w:proofErr w:type="spellStart"/>
-            <w:r>
-              <w:rPr>
-                <w:b w:val="0"/>
-                <w:bCs w:val="0"/>
-                <w:color w:val="auto"/>
-                <w:sz w:val="24"/>
-                <w:szCs w:val="24"/>
-                <w:lang w:val="ru-RU"/>
-              </w:rPr>
-              <w:t>нее</w:t>
-            </w:r>
-            <w:proofErr w:type="spellEnd"/>
-            <w:r>
-              <w:rPr>
-                <w:b w:val="0"/>
-                <w:bCs w:val="0"/>
-                <w:color w:val="auto"/>
-                <w:sz w:val="24"/>
-                <w:szCs w:val="24"/>
-                <w:lang w:val="ru-RU"/>
-              </w:rPr>
-              <w:t xml:space="preserve"> сведений» (утв. приказом Ростехнадзора от 16.10.2020 г. № 414)</w:t>
+              <w:t>2. «Порядок оформления декларации промышленной безопасности опасных производственных объектов и перечень включаемых в нее сведений» (утв. приказом Ростехнадзора от 16.10.2020 г. № 414)</w:t>
             </w:r>
           </w:p>
         </w:tc>
@@ -10836,7 +10343,6 @@
           <w:lang w:val="ru-RU"/>
         </w:rPr>
       </w:pPr>
-      <w:proofErr w:type="gramStart"/>
       <w:r>
         <w:rPr>
           <w:rFonts w:cs="Times New Roman"/>
@@ -10845,18 +10351,7 @@
           <w:highlight w:val="yellow"/>
           <w:lang w:val="ru-RU"/>
         </w:rPr>
-        <w:t>{{ SITE</w:t>
-      </w:r>
-      <w:proofErr w:type="gramEnd"/>
-      <w:r>
-        <w:rPr>
-          <w:rFonts w:cs="Times New Roman"/>
-          <w:sz w:val="24"/>
-          <w:szCs w:val="24"/>
-          <w:highlight w:val="yellow"/>
-          <w:lang w:val="ru-RU"/>
-        </w:rPr>
-        <w:t>_OBJECT_ADDRESS }}</w:t>
+        <w:t>{{ SITE_OBJECT_ADDRESS }}</w:t>
       </w:r>
     </w:p>
     <w:p>
@@ -10925,7 +10420,6 @@
           <w:lang w:val="ru-RU"/>
         </w:rPr>
       </w:pPr>
-      <w:proofErr w:type="gramStart"/>
       <w:r>
         <w:rPr>
           <w:rFonts w:cs="Times New Roman"/>
@@ -10934,18 +10428,7 @@
           <w:highlight w:val="yellow"/>
           <w:lang w:val="ru-RU"/>
         </w:rPr>
-        <w:t>{{ SITE</w:t>
-      </w:r>
-      <w:proofErr w:type="gramEnd"/>
-      <w:r>
-        <w:rPr>
-          <w:rFonts w:cs="Times New Roman"/>
-          <w:sz w:val="24"/>
-          <w:szCs w:val="24"/>
-          <w:highlight w:val="yellow"/>
-          <w:lang w:val="ru-RU"/>
-        </w:rPr>
-        <w:t>_AREA_CHARACTERISTICS }}</w:t>
+        <w:t>{{ SITE_AREA_CHARACTERISTICS }}</w:t>
       </w:r>
     </w:p>
     <w:p>
@@ -11166,7 +10649,6 @@
         </w:rPr>
         <w:br/>
       </w:r>
-      <w:proofErr w:type="gramStart"/>
       <w:r>
         <w:rPr>
           <w:rFonts w:cs="Times New Roman"/>
@@ -11186,7 +10668,6 @@
         </w:rPr>
         <w:t>SITE</w:t>
       </w:r>
-      <w:proofErr w:type="gramEnd"/>
       <w:r>
         <w:rPr>
           <w:rFonts w:cs="Times New Roman"/>
@@ -11586,29 +11067,7 @@
           <w:szCs w:val="24"/>
           <w:lang w:val="ru-RU" w:eastAsia="ru-RU"/>
         </w:rPr>
-        <w:t xml:space="preserve">Сведения о работниках эксплуатирующей организации и иных физических лицах, которым может быть </w:t>
-      </w:r>
-      <w:proofErr w:type="spellStart"/>
-      <w:r>
-        <w:rPr>
-          <w:rFonts w:ascii="Times New Roman" w:hAnsi="Times New Roman" w:cs="Times New Roman"/>
-          <w:color w:val="auto"/>
-          <w:sz w:val="24"/>
-          <w:szCs w:val="24"/>
-          <w:lang w:val="ru-RU" w:eastAsia="ru-RU"/>
-        </w:rPr>
-        <w:t>причинен</w:t>
-      </w:r>
-      <w:proofErr w:type="spellEnd"/>
-      <w:r>
-        <w:rPr>
-          <w:rFonts w:ascii="Times New Roman" w:hAnsi="Times New Roman" w:cs="Times New Roman"/>
-          <w:color w:val="auto"/>
-          <w:sz w:val="24"/>
-          <w:szCs w:val="24"/>
-          <w:lang w:val="ru-RU" w:eastAsia="ru-RU"/>
-        </w:rPr>
-        <w:t xml:space="preserve"> вред здоровью или жизни в результате аварии на декларируемом объекте</w:t>
+        <w:t>Сведения о работниках эксплуатирующей организации и иных физических лицах, которым может быть причинен вред здоровью или жизни в результате аварии на декларируемом объекте</w:t>
       </w:r>
       <w:bookmarkEnd w:id="18"/>
     </w:p>
@@ -11654,9 +11113,8 @@
           <w:szCs w:val="24"/>
           <w:lang w:val="ru-RU" w:eastAsia="ru-RU"/>
         </w:rPr>
-        <w:t xml:space="preserve">лиц, которым может быть </w:t>
-      </w:r>
-      <w:proofErr w:type="spellStart"/>
+        <w:t>лиц, которым может быть причинен вред здоровью или жизни в результате аварии</w:t>
+      </w:r>
       <w:r>
         <w:rPr>
           <w:rFonts w:cs="Times New Roman"/>
@@ -11665,9 +11123,8 @@
           <w:szCs w:val="24"/>
           <w:lang w:val="ru-RU" w:eastAsia="ru-RU"/>
         </w:rPr>
-        <w:t>причинен</w:t>
-      </w:r>
-      <w:proofErr w:type="spellEnd"/>
+        <w:t xml:space="preserve"> на объекте рассматриваются только </w:t>
+      </w:r>
       <w:r>
         <w:rPr>
           <w:rFonts w:cs="Times New Roman"/>
@@ -11676,7 +11133,7 @@
           <w:szCs w:val="24"/>
           <w:lang w:val="ru-RU" w:eastAsia="ru-RU"/>
         </w:rPr>
-        <w:t xml:space="preserve"> вред здоровью или жизни в результате аварии</w:t>
+        <w:t>работник</w:t>
       </w:r>
       <w:r>
         <w:rPr>
@@ -11686,7 +11143,7 @@
           <w:szCs w:val="24"/>
           <w:lang w:val="ru-RU" w:eastAsia="ru-RU"/>
         </w:rPr>
-        <w:t xml:space="preserve"> на объекте рассматриваются только </w:t>
+        <w:t>и</w:t>
       </w:r>
       <w:r>
         <w:rPr>
@@ -11696,40 +11153,8 @@
           <w:szCs w:val="24"/>
           <w:lang w:val="ru-RU" w:eastAsia="ru-RU"/>
         </w:rPr>
-        <w:t>работник</w:t>
-      </w:r>
-      <w:r>
-        <w:rPr>
-          <w:rFonts w:cs="Times New Roman"/>
-          <w:bCs/>
-          <w:sz w:val="24"/>
-          <w:szCs w:val="24"/>
-          <w:lang w:val="ru-RU" w:eastAsia="ru-RU"/>
-        </w:rPr>
-        <w:t>и</w:t>
-      </w:r>
-      <w:r>
-        <w:rPr>
-          <w:rFonts w:cs="Times New Roman"/>
-          <w:bCs/>
-          <w:sz w:val="24"/>
-          <w:szCs w:val="24"/>
-          <w:lang w:val="ru-RU" w:eastAsia="ru-RU"/>
-        </w:rPr>
-        <w:t xml:space="preserve"> </w:t>
-      </w:r>
-      <w:proofErr w:type="gramStart"/>
-      <w:r>
-        <w:rPr>
-          <w:rFonts w:cs="Times New Roman"/>
-          <w:bCs/>
-          <w:sz w:val="24"/>
-          <w:szCs w:val="24"/>
-          <w:lang w:val="ru-RU" w:eastAsia="ru-RU"/>
-        </w:rPr>
-        <w:t>эксплуатирующей организации</w:t>
-      </w:r>
-      <w:proofErr w:type="gramEnd"/>
+        <w:t xml:space="preserve"> эксплуатирующей организации</w:t>
+      </w:r>
       <w:r>
         <w:rPr>
           <w:rFonts w:cs="Times New Roman"/>
@@ -11836,27 +11261,7 @@
           <w:szCs w:val="24"/>
           <w:lang w:val="ru-RU"/>
         </w:rPr>
-        <w:t xml:space="preserve">декларируемом объекте с указанием их размещения на составляющих декларируемого объекта, </w:t>
-      </w:r>
-      <w:proofErr w:type="spellStart"/>
-      <w:r>
-        <w:rPr>
-          <w:rFonts w:cs="Times New Roman"/>
-          <w:sz w:val="24"/>
-          <w:szCs w:val="24"/>
-          <w:lang w:val="ru-RU"/>
-        </w:rPr>
-        <w:t>приведёна</w:t>
-      </w:r>
-      <w:proofErr w:type="spellEnd"/>
-      <w:r>
-        <w:rPr>
-          <w:rFonts w:cs="Times New Roman"/>
-          <w:sz w:val="24"/>
-          <w:szCs w:val="24"/>
-          <w:lang w:val="ru-RU"/>
-        </w:rPr>
-        <w:t xml:space="preserve"> ниже (</w:t>
+        <w:t>декларируемом объекте с указанием их размещения на составляющих декларируемого объекта, приведёна ниже (</w:t>
       </w:r>
       <w:r>
         <w:rPr>
@@ -12057,23 +11462,13 @@
                 <w:color w:val="FF0000"/>
               </w:rPr>
             </w:pPr>
-            <w:proofErr w:type="spellStart"/>
             <w:r>
               <w:rPr>
                 <w:rFonts w:eastAsia="Times New Roman"/>
                 <w:b/>
                 <w:color w:val="FF0000"/>
               </w:rPr>
-              <w:t>Составляющая</w:t>
-            </w:r>
-            <w:proofErr w:type="spellEnd"/>
-            <w:r>
-              <w:rPr>
-                <w:rFonts w:eastAsia="Times New Roman"/>
-                <w:b/>
-                <w:color w:val="FF0000"/>
-              </w:rPr>
-              <w:t xml:space="preserve"> </w:t>
+              <w:t xml:space="preserve">Составляющая </w:t>
             </w:r>
             <w:r>
               <w:rPr>
@@ -12084,7 +11479,6 @@
               </w:rPr>
               <w:t xml:space="preserve">декларируемого </w:t>
             </w:r>
-            <w:proofErr w:type="spellStart"/>
             <w:r>
               <w:rPr>
                 <w:rFonts w:eastAsia="Times New Roman"/>
@@ -12093,7 +11487,6 @@
               </w:rPr>
               <w:t>объекта</w:t>
             </w:r>
-            <w:proofErr w:type="spellEnd"/>
           </w:p>
         </w:tc>
         <w:tc>
@@ -12107,52 +11500,14 @@
                 <w:lang w:val="ru-RU"/>
               </w:rPr>
             </w:pPr>
-            <w:proofErr w:type="spellStart"/>
             <w:r>
               <w:rPr>
                 <w:rFonts w:eastAsia="Times New Roman"/>
                 <w:b/>
                 <w:color w:val="FF0000"/>
               </w:rPr>
-              <w:t>Общая</w:t>
-            </w:r>
-            <w:proofErr w:type="spellEnd"/>
-            <w:r>
-              <w:rPr>
-                <w:rFonts w:eastAsia="Times New Roman"/>
-                <w:b/>
-                <w:color w:val="FF0000"/>
-              </w:rPr>
-              <w:t xml:space="preserve"> </w:t>
-            </w:r>
-            <w:proofErr w:type="spellStart"/>
-            <w:r>
-              <w:rPr>
-                <w:rFonts w:eastAsia="Times New Roman"/>
-                <w:b/>
-                <w:color w:val="FF0000"/>
-              </w:rPr>
-              <w:t>численность</w:t>
-            </w:r>
-            <w:proofErr w:type="spellEnd"/>
-            <w:r>
-              <w:rPr>
-                <w:rFonts w:eastAsia="Times New Roman"/>
-                <w:b/>
-                <w:color w:val="FF0000"/>
-              </w:rPr>
-              <w:t xml:space="preserve"> </w:t>
-            </w:r>
-            <w:proofErr w:type="spellStart"/>
-            <w:r>
-              <w:rPr>
-                <w:rFonts w:eastAsia="Times New Roman"/>
-                <w:b/>
-                <w:color w:val="FF0000"/>
-              </w:rPr>
-              <w:t>работников</w:t>
-            </w:r>
-            <w:proofErr w:type="spellEnd"/>
+              <w:t>Общая численность работников</w:t>
+            </w:r>
             <w:r>
               <w:rPr>
                 <w:rFonts w:eastAsia="Times New Roman"/>
@@ -12183,25 +11538,7 @@
                 <w:color w:val="FF0000"/>
                 <w:lang w:val="ru-RU"/>
               </w:rPr>
-              <w:t xml:space="preserve">Пункт подготовки и сбора нефти ЦПС </w:t>
-            </w:r>
-            <w:proofErr w:type="spellStart"/>
-            <w:r>
-              <w:rPr>
-                <w:rFonts w:eastAsia="Times New Roman"/>
-                <w:color w:val="FF0000"/>
-                <w:lang w:val="ru-RU"/>
-              </w:rPr>
-              <w:t>Барсуковского</w:t>
-            </w:r>
-            <w:proofErr w:type="spellEnd"/>
-            <w:r>
-              <w:rPr>
-                <w:rFonts w:eastAsia="Times New Roman"/>
-                <w:color w:val="FF0000"/>
-                <w:lang w:val="ru-RU"/>
-              </w:rPr>
-              <w:t xml:space="preserve"> месторождения</w:t>
+              <w:t>Пункт подготовки и сбора нефти ЦПС Барсуковского месторождения</w:t>
             </w:r>
           </w:p>
         </w:tc>
@@ -12230,53 +11567,12 @@
                 <w:color w:val="FF0000"/>
               </w:rPr>
             </w:pPr>
-            <w:proofErr w:type="spellStart"/>
             <w:r>
               <w:rPr>
                 <w:rFonts w:eastAsia="Times New Roman"/>
                 <w:color w:val="FF0000"/>
               </w:rPr>
-              <w:t>Площадка</w:t>
-            </w:r>
-            <w:proofErr w:type="spellEnd"/>
-            <w:r>
-              <w:rPr>
-                <w:rFonts w:eastAsia="Times New Roman"/>
-                <w:color w:val="FF0000"/>
-              </w:rPr>
-              <w:t xml:space="preserve"> </w:t>
-            </w:r>
-            <w:proofErr w:type="spellStart"/>
-            <w:r>
-              <w:rPr>
-                <w:rFonts w:eastAsia="Times New Roman"/>
-                <w:color w:val="FF0000"/>
-              </w:rPr>
-              <w:t>компрессорной</w:t>
-            </w:r>
-            <w:proofErr w:type="spellEnd"/>
-            <w:r>
-              <w:rPr>
-                <w:rFonts w:eastAsia="Times New Roman"/>
-                <w:color w:val="FF0000"/>
-              </w:rPr>
-              <w:t xml:space="preserve"> </w:t>
-            </w:r>
-            <w:proofErr w:type="spellStart"/>
-            <w:r>
-              <w:rPr>
-                <w:rFonts w:eastAsia="Times New Roman"/>
-                <w:color w:val="FF0000"/>
-              </w:rPr>
-              <w:t>станции</w:t>
-            </w:r>
-            <w:proofErr w:type="spellEnd"/>
-            <w:r>
-              <w:rPr>
-                <w:rFonts w:eastAsia="Times New Roman"/>
-                <w:color w:val="FF0000"/>
-              </w:rPr>
-              <w:t xml:space="preserve"> КС-2</w:t>
+              <w:t>Площадка компрессорной станции КС-2</w:t>
             </w:r>
           </w:p>
         </w:tc>
@@ -12312,25 +11608,7 @@
                 <w:color w:val="FF0000"/>
                 <w:lang w:val="ru-RU"/>
               </w:rPr>
-              <w:t xml:space="preserve">Котельная ППСН ЦПС </w:t>
-            </w:r>
-            <w:proofErr w:type="spellStart"/>
-            <w:r>
-              <w:rPr>
-                <w:rFonts w:eastAsia="Times New Roman"/>
-                <w:color w:val="FF0000"/>
-                <w:lang w:val="ru-RU"/>
-              </w:rPr>
-              <w:t>Барсуковского</w:t>
-            </w:r>
-            <w:proofErr w:type="spellEnd"/>
-            <w:r>
-              <w:rPr>
-                <w:rFonts w:eastAsia="Times New Roman"/>
-                <w:color w:val="FF0000"/>
-                <w:lang w:val="ru-RU"/>
-              </w:rPr>
-              <w:t xml:space="preserve"> месторождения</w:t>
+              <w:t>Котельная ППСН ЦПС Барсуковского месторождения</w:t>
             </w:r>
           </w:p>
         </w:tc>
@@ -12359,31 +11637,13 @@
                 <w:color w:val="FF0000"/>
               </w:rPr>
             </w:pPr>
-            <w:proofErr w:type="spellStart"/>
             <w:r>
               <w:rPr>
                 <w:rFonts w:eastAsia="Times New Roman"/>
                 <w:color w:val="FF0000"/>
               </w:rPr>
-              <w:t>Товарно-сырьевой</w:t>
-            </w:r>
-            <w:proofErr w:type="spellEnd"/>
-            <w:r>
-              <w:rPr>
-                <w:rFonts w:eastAsia="Times New Roman"/>
-                <w:color w:val="FF0000"/>
-              </w:rPr>
-              <w:t xml:space="preserve"> </w:t>
-            </w:r>
-            <w:proofErr w:type="spellStart"/>
-            <w:r>
-              <w:rPr>
-                <w:rFonts w:eastAsia="Times New Roman"/>
-                <w:color w:val="FF0000"/>
-              </w:rPr>
-              <w:t>склад</w:t>
-            </w:r>
-            <w:proofErr w:type="spellEnd"/>
+              <w:t>Товарно-сырьевой склад</w:t>
+            </w:r>
           </w:p>
         </w:tc>
         <w:tc>
@@ -12593,27 +11853,7 @@
           <w:szCs w:val="24"/>
           <w:lang w:val="ru-RU"/>
         </w:rPr>
-        <w:t xml:space="preserve">аботники соседних организаций и других объектов, которым может быть </w:t>
-      </w:r>
-      <w:proofErr w:type="spellStart"/>
-      <w:r>
-        <w:rPr>
-          <w:rFonts w:cs="Times New Roman"/>
-          <w:sz w:val="24"/>
-          <w:szCs w:val="24"/>
-          <w:lang w:val="ru-RU"/>
-        </w:rPr>
-        <w:t>причинен</w:t>
-      </w:r>
-      <w:proofErr w:type="spellEnd"/>
-      <w:r>
-        <w:rPr>
-          <w:rFonts w:cs="Times New Roman"/>
-          <w:sz w:val="24"/>
-          <w:szCs w:val="24"/>
-          <w:lang w:val="ru-RU"/>
-        </w:rPr>
-        <w:t xml:space="preserve"> вред здоровью или жизни в результате аварии на декларируемом объекте</w:t>
+        <w:t>аботники соседних организаций и других объектов, которым может быть причинен вред здоровью или жизни в результате аварии на декларируемом объекте</w:t>
       </w:r>
       <w:r>
         <w:rPr>
@@ -12653,27 +11893,7 @@
           <w:szCs w:val="24"/>
           <w:lang w:val="ru-RU"/>
         </w:rPr>
-        <w:t xml:space="preserve">ица на внешних транспортных коммуникациях (железные дороги, автодороги), которым может быть </w:t>
-      </w:r>
-      <w:proofErr w:type="spellStart"/>
-      <w:r>
-        <w:rPr>
-          <w:rFonts w:cs="Times New Roman"/>
-          <w:sz w:val="24"/>
-          <w:szCs w:val="24"/>
-          <w:lang w:val="ru-RU"/>
-        </w:rPr>
-        <w:t>причинен</w:t>
-      </w:r>
-      <w:proofErr w:type="spellEnd"/>
-      <w:r>
-        <w:rPr>
-          <w:rFonts w:cs="Times New Roman"/>
-          <w:sz w:val="24"/>
-          <w:szCs w:val="24"/>
-          <w:lang w:val="ru-RU"/>
-        </w:rPr>
-        <w:t xml:space="preserve"> вред здоровью или жизни в результате аварии на декларируемом объекте</w:t>
+        <w:t>ица на внешних транспортных коммуникациях (железные дороги, автодороги), которым может быть причинен вред здоровью или жизни в результате аварии на декларируемом объекте</w:t>
       </w:r>
       <w:r>
         <w:rPr>
@@ -12713,27 +11933,7 @@
           <w:szCs w:val="24"/>
           <w:lang w:val="ru-RU"/>
         </w:rPr>
-        <w:t xml:space="preserve">ные физические лица, которым может быть </w:t>
-      </w:r>
-      <w:proofErr w:type="spellStart"/>
-      <w:r>
-        <w:rPr>
-          <w:rFonts w:cs="Times New Roman"/>
-          <w:sz w:val="24"/>
-          <w:szCs w:val="24"/>
-          <w:lang w:val="ru-RU"/>
-        </w:rPr>
-        <w:t>причинен</w:t>
-      </w:r>
-      <w:proofErr w:type="spellEnd"/>
-      <w:r>
-        <w:rPr>
-          <w:rFonts w:cs="Times New Roman"/>
-          <w:sz w:val="24"/>
-          <w:szCs w:val="24"/>
-          <w:lang w:val="ru-RU"/>
-        </w:rPr>
-        <w:t xml:space="preserve"> вред здоровью или жизни в результате аварии на декларируемом объекте</w:t>
+        <w:t>ные физические лица, которым может быть причинен вред здоровью или жизни в результате аварии на декларируемом объекте</w:t>
       </w:r>
       <w:r>
         <w:rPr>
@@ -12807,37 +12007,7 @@
           <w:szCs w:val="24"/>
           <w:lang w:val="ru-RU" w:eastAsia="ru-RU"/>
         </w:rPr>
-        <w:t xml:space="preserve"> </w:t>
-      </w:r>
-      <w:r>
-        <w:rPr>
-          <w:rFonts w:ascii="Times New Roman" w:hAnsi="Times New Roman" w:cs="Times New Roman"/>
-          <w:color w:val="auto"/>
-          <w:sz w:val="24"/>
-          <w:szCs w:val="24"/>
-          <w:lang w:val="ru-RU" w:eastAsia="ru-RU"/>
-        </w:rPr>
-        <w:t>«</w:t>
-      </w:r>
-      <w:r>
-        <w:rPr>
-          <w:rFonts w:ascii="Times New Roman" w:hAnsi="Times New Roman" w:cs="Times New Roman"/>
-          <w:color w:val="auto"/>
-          <w:sz w:val="24"/>
-          <w:szCs w:val="24"/>
-          <w:lang w:val="ru-RU" w:eastAsia="ru-RU"/>
-        </w:rPr>
-        <w:t>Результаты анализа безопасности</w:t>
-      </w:r>
-      <w:r>
-        <w:rPr>
-          <w:rFonts w:ascii="Times New Roman" w:hAnsi="Times New Roman" w:cs="Times New Roman"/>
-          <w:color w:val="auto"/>
-          <w:sz w:val="24"/>
-          <w:szCs w:val="24"/>
-          <w:lang w:val="ru-RU" w:eastAsia="ru-RU"/>
-        </w:rPr>
-        <w:t>»</w:t>
+        <w:t xml:space="preserve"> Результаты анализа безопасности</w:t>
       </w:r>
       <w:bookmarkEnd w:id="23"/>
     </w:p>
@@ -12888,29 +12058,7 @@
           <w:szCs w:val="24"/>
           <w:lang w:val="ru-RU" w:eastAsia="ru-RU"/>
         </w:rPr>
-        <w:t xml:space="preserve">ведения об опасных веществах, на основании которых опасный производственный объект </w:t>
-      </w:r>
-      <w:proofErr w:type="spellStart"/>
-      <w:r>
-        <w:rPr>
-          <w:rFonts w:ascii="Times New Roman" w:hAnsi="Times New Roman" w:cs="Times New Roman"/>
-          <w:color w:val="auto"/>
-          <w:sz w:val="24"/>
-          <w:szCs w:val="24"/>
-          <w:lang w:val="ru-RU" w:eastAsia="ru-RU"/>
-        </w:rPr>
-        <w:t>отнесен</w:t>
-      </w:r>
-      <w:proofErr w:type="spellEnd"/>
-      <w:r>
-        <w:rPr>
-          <w:rFonts w:ascii="Times New Roman" w:hAnsi="Times New Roman" w:cs="Times New Roman"/>
-          <w:color w:val="auto"/>
-          <w:sz w:val="24"/>
-          <w:szCs w:val="24"/>
-          <w:lang w:val="ru-RU" w:eastAsia="ru-RU"/>
-        </w:rPr>
-        <w:t xml:space="preserve"> к декларируемым объектам</w:t>
+        <w:t>ведения об опасных веществах, на основании которых опасный производственный объект отнесен к декларируемым объектам</w:t>
       </w:r>
       <w:bookmarkEnd w:id="24"/>
     </w:p>
@@ -13190,7 +12338,6 @@
           <w:szCs w:val="24"/>
         </w:rPr>
       </w:pPr>
-      <w:proofErr w:type="gramStart"/>
       <w:r>
         <w:rPr>
           <w:rFonts w:cs="Times New Roman"/>
@@ -13198,17 +12345,7 @@
           <w:szCs w:val="24"/>
           <w:highlight w:val="yellow"/>
         </w:rPr>
-        <w:t>{{ SITE</w:t>
-      </w:r>
-      <w:proofErr w:type="gramEnd"/>
-      <w:r>
-        <w:rPr>
-          <w:rFonts w:cs="Times New Roman"/>
-          <w:sz w:val="24"/>
-          <w:szCs w:val="24"/>
-          <w:highlight w:val="yellow"/>
-        </w:rPr>
-        <w:t>_DESCRIPTION }}</w:t>
+        <w:t>{{ SITE_DESCRIPTION }}</w:t>
       </w:r>
     </w:p>
     <w:p>
@@ -13578,7 +12715,7 @@
           </mc:Choice>
           <mc:Fallback>
             <w:pict>
-              <v:shapetype w14:anchorId="178E83DF" id="_x0000_t32" coordsize="21600,21600" o:spt="32" o:oned="t" path="m,l21600,21600e" filled="f">
+              <v:shapetype w14:anchorId="71B047C0" id="_x0000_t32" coordsize="21600,21600" o:spt="32" o:oned="t" path="m,l21600,21600e" filled="f">
                 <v:path arrowok="t" fillok="f" o:connecttype="none"/>
                 <o:lock v:ext="edit" shapetype="t"/>
               </v:shapetype>
@@ -13872,7 +13009,7 @@
           </mc:Choice>
           <mc:Fallback>
             <w:pict>
-              <v:shape w14:anchorId="10C869AA" id="Прямая со стрелкой 2" o:spid="_x0000_s1026" type="#_x0000_t32" style="position:absolute;margin-left:225.1pt;margin-top:21.4pt;width:30pt;height:0;z-index:251664896;visibility:visible;mso-wrap-style:square;mso-wrap-distance-left:9pt;mso-wrap-distance-top:0;mso-wrap-distance-right:9pt;mso-wrap-distance-bottom:0;mso-position-horizontal:absolute;mso-position-horizontal-relative:text;mso-position-vertical:absolute;mso-position-vertical-relative:text" o:gfxdata="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" strokecolor="#4f81bd [3204]" strokeweight="2pt">
+              <v:shape w14:anchorId="4A61A3ED" id="Прямая со стрелкой 2" o:spid="_x0000_s1026" type="#_x0000_t32" style="position:absolute;margin-left:225.1pt;margin-top:21.4pt;width:30pt;height:0;z-index:251664896;visibility:visible;mso-wrap-style:square;mso-wrap-distance-left:9pt;mso-wrap-distance-top:0;mso-wrap-distance-right:9pt;mso-wrap-distance-bottom:0;mso-position-horizontal:absolute;mso-position-horizontal-relative:text;mso-position-vertical:absolute;mso-position-vertical-relative:text" o:gfxdata="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" strokecolor="#4f81bd [3204]" strokeweight="2pt">
                 <v:stroke endarrow="block"/>
                 <v:shadow on="t" color="black" opacity="24903f" origin=",.5" offset="0,.55556mm"/>
               </v:shape>
@@ -13981,7 +13118,7 @@
           </mc:Choice>
           <mc:Fallback>
             <w:pict>
-              <v:shape w14:anchorId="08C31085" id="Прямая со стрелкой 1" o:spid="_x0000_s1026" type="#_x0000_t32" style="position:absolute;margin-left:45.35pt;margin-top:6.75pt;width:55.35pt;height:0;z-index:251661824;visibility:visible;mso-wrap-style:square;mso-wrap-distance-left:9pt;mso-wrap-distance-top:0;mso-wrap-distance-right:9pt;mso-wrap-distance-bottom:0;mso-position-horizontal:absolute;mso-position-horizontal-relative:text;mso-position-vertical:absolute;mso-position-vertical-relative:text" o:gfxdata="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" strokecolor="#4579b8 [3044]">
+              <v:shape w14:anchorId="31BD88D0" id="Прямая со стрелкой 1" o:spid="_x0000_s1026" type="#_x0000_t32" style="position:absolute;margin-left:45.35pt;margin-top:6.75pt;width:55.35pt;height:0;z-index:251661824;visibility:visible;mso-wrap-style:square;mso-wrap-distance-left:9pt;mso-wrap-distance-top:0;mso-wrap-distance-right:9pt;mso-wrap-distance-bottom:0;mso-position-horizontal:absolute;mso-position-horizontal-relative:text;mso-position-vertical:absolute;mso-position-vertical-relative:text" o:gfxdata="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" strokecolor="#4579b8 [3044]">
                 <v:stroke endarrow="block"/>
               </v:shape>
             </w:pict>
@@ -14149,51 +13286,7 @@
           <w:szCs w:val="24"/>
           <w:lang w:val="ru-RU" w:eastAsia="ru-RU"/>
         </w:rPr>
-        <w:t>бщие данные о распределении опасных веществ по декларируемому объекту, включающие сведения об общем количестве опасных веществ, находящихся в технических устройствах - аппаратах (</w:t>
-      </w:r>
-      <w:proofErr w:type="spellStart"/>
-      <w:r>
-        <w:rPr>
-          <w:rFonts w:ascii="Times New Roman" w:hAnsi="Times New Roman" w:cs="Times New Roman"/>
-          <w:color w:val="auto"/>
-          <w:sz w:val="24"/>
-          <w:szCs w:val="24"/>
-          <w:lang w:val="ru-RU" w:eastAsia="ru-RU"/>
-        </w:rPr>
-        <w:t>емкостях</w:t>
-      </w:r>
-      <w:proofErr w:type="spellEnd"/>
-      <w:r>
-        <w:rPr>
-          <w:rFonts w:ascii="Times New Roman" w:hAnsi="Times New Roman" w:cs="Times New Roman"/>
-          <w:color w:val="auto"/>
-          <w:sz w:val="24"/>
-          <w:szCs w:val="24"/>
-          <w:lang w:val="ru-RU" w:eastAsia="ru-RU"/>
-        </w:rPr>
-        <w:t xml:space="preserve">), трубопроводах с указанием максимального количества в единичной </w:t>
-      </w:r>
-      <w:proofErr w:type="spellStart"/>
-      <w:r>
-        <w:rPr>
-          <w:rFonts w:ascii="Times New Roman" w:hAnsi="Times New Roman" w:cs="Times New Roman"/>
-          <w:color w:val="auto"/>
-          <w:sz w:val="24"/>
-          <w:szCs w:val="24"/>
-          <w:lang w:val="ru-RU" w:eastAsia="ru-RU"/>
-        </w:rPr>
-        <w:t>емкости</w:t>
-      </w:r>
-      <w:proofErr w:type="spellEnd"/>
-      <w:r>
-        <w:rPr>
-          <w:rFonts w:ascii="Times New Roman" w:hAnsi="Times New Roman" w:cs="Times New Roman"/>
-          <w:color w:val="auto"/>
-          <w:sz w:val="24"/>
-          <w:szCs w:val="24"/>
-          <w:lang w:val="ru-RU" w:eastAsia="ru-RU"/>
-        </w:rPr>
-        <w:t xml:space="preserve"> или участке трубопровода наибольшей вместимости</w:t>
+        <w:t>бщие данные о распределении опасных веществ по декларируемому объекту, включающие сведения об общем количестве опасных веществ, находящихся в технических устройствах - аппаратах (емкостях), трубопроводах с указанием максимального количества в единичной емкости или участке трубопровода наибольшей вместимости</w:t>
       </w:r>
       <w:bookmarkEnd w:id="29"/>
     </w:p>
@@ -14889,7 +13982,6 @@
                 <w:szCs w:val="24"/>
               </w:rPr>
             </w:pPr>
-            <w:proofErr w:type="spellStart"/>
             <w:r>
               <w:rPr>
                 <w:b/>
@@ -14897,49 +13989,8 @@
                 <w:sz w:val="24"/>
                 <w:szCs w:val="24"/>
               </w:rPr>
-              <w:t>Возможные</w:t>
-            </w:r>
-            <w:proofErr w:type="spellEnd"/>
-            <w:r>
-              <w:rPr>
-                <w:b/>
-                <w:color w:val="00B0F0"/>
-                <w:sz w:val="24"/>
-                <w:szCs w:val="24"/>
-              </w:rPr>
-              <w:t xml:space="preserve"> </w:t>
-            </w:r>
-            <w:proofErr w:type="spellStart"/>
-            <w:r>
-              <w:rPr>
-                <w:b/>
-                <w:color w:val="00B0F0"/>
-                <w:sz w:val="24"/>
-                <w:szCs w:val="24"/>
-              </w:rPr>
-              <w:t>причины</w:t>
-            </w:r>
-            <w:proofErr w:type="spellEnd"/>
-            <w:r>
-              <w:rPr>
-                <w:b/>
-                <w:color w:val="00B0F0"/>
-                <w:sz w:val="24"/>
-                <w:szCs w:val="24"/>
-              </w:rPr>
-              <w:t xml:space="preserve"> </w:t>
-            </w:r>
-            <w:proofErr w:type="spellStart"/>
-            <w:r>
-              <w:rPr>
-                <w:b/>
-                <w:color w:val="00B0F0"/>
-                <w:sz w:val="24"/>
-                <w:szCs w:val="24"/>
-              </w:rPr>
-              <w:t>аварий</w:t>
-            </w:r>
-            <w:proofErr w:type="spellEnd"/>
+              <w:t>Возможные причины аварий</w:t>
+            </w:r>
           </w:p>
         </w:tc>
       </w:tr>
@@ -14963,7 +14014,6 @@
                 <w:lang w:val="ru-RU" w:eastAsia="ru-RU"/>
               </w:rPr>
             </w:pPr>
-            <w:proofErr w:type="gramStart"/>
             <w:r>
               <w:rPr>
                 <w:rFonts w:cs="Times New Roman"/>
@@ -14973,19 +14023,7 @@
                 <w:highlight w:val="yellow"/>
                 <w:lang w:val="ru-RU"/>
               </w:rPr>
-              <w:t>{{ SITE</w:t>
-            </w:r>
-            <w:proofErr w:type="gramEnd"/>
-            <w:r>
-              <w:rPr>
-                <w:rFonts w:cs="Times New Roman"/>
-                <w:color w:val="00B0F0"/>
-                <w:sz w:val="24"/>
-                <w:szCs w:val="24"/>
-                <w:highlight w:val="yellow"/>
-                <w:lang w:val="ru-RU"/>
-              </w:rPr>
-              <w:t>_NAME }}</w:t>
+              <w:t>{{ SITE_NAME }}</w:t>
             </w:r>
           </w:p>
         </w:tc>
@@ -15041,7 +14079,6 @@
                 <w:szCs w:val="24"/>
               </w:rPr>
             </w:pPr>
-            <w:proofErr w:type="spellStart"/>
             <w:r>
               <w:rPr>
                 <w:bCs/>
@@ -15049,77 +14086,7 @@
                 <w:sz w:val="24"/>
                 <w:szCs w:val="24"/>
               </w:rPr>
-              <w:t>Протекание</w:t>
-            </w:r>
-            <w:proofErr w:type="spellEnd"/>
-            <w:r>
-              <w:rPr>
-                <w:bCs/>
-                <w:color w:val="00B0F0"/>
-                <w:sz w:val="24"/>
-                <w:szCs w:val="24"/>
-              </w:rPr>
-              <w:t xml:space="preserve"> </w:t>
-            </w:r>
-            <w:proofErr w:type="spellStart"/>
-            <w:r>
-              <w:rPr>
-                <w:bCs/>
-                <w:color w:val="00B0F0"/>
-                <w:sz w:val="24"/>
-                <w:szCs w:val="24"/>
-              </w:rPr>
-              <w:t>процесса</w:t>
-            </w:r>
-            <w:proofErr w:type="spellEnd"/>
-            <w:r>
-              <w:rPr>
-                <w:bCs/>
-                <w:color w:val="00B0F0"/>
-                <w:sz w:val="24"/>
-                <w:szCs w:val="24"/>
-              </w:rPr>
-              <w:t xml:space="preserve"> </w:t>
-            </w:r>
-            <w:proofErr w:type="spellStart"/>
-            <w:r>
-              <w:rPr>
-                <w:bCs/>
-                <w:color w:val="00B0F0"/>
-                <w:sz w:val="24"/>
-                <w:szCs w:val="24"/>
-              </w:rPr>
-              <w:t>под</w:t>
-            </w:r>
-            <w:proofErr w:type="spellEnd"/>
-            <w:r>
-              <w:rPr>
-                <w:bCs/>
-                <w:color w:val="00B0F0"/>
-                <w:sz w:val="24"/>
-                <w:szCs w:val="24"/>
-              </w:rPr>
-              <w:t xml:space="preserve"> </w:t>
-            </w:r>
-            <w:proofErr w:type="spellStart"/>
-            <w:r>
-              <w:rPr>
-                <w:bCs/>
-                <w:color w:val="00B0F0"/>
-                <w:sz w:val="24"/>
-                <w:szCs w:val="24"/>
-              </w:rPr>
-              <w:t>давлением</w:t>
-            </w:r>
-            <w:proofErr w:type="spellEnd"/>
-            <w:r>
-              <w:rPr>
-                <w:bCs/>
-                <w:color w:val="00B0F0"/>
-                <w:sz w:val="24"/>
-                <w:szCs w:val="24"/>
-              </w:rPr>
-              <w:t>;</w:t>
+              <w:t>Протекание процесса под давлением;</w:t>
             </w:r>
           </w:p>
           <w:p>
@@ -15322,7 +14289,6 @@
                 <w:szCs w:val="24"/>
               </w:rPr>
             </w:pPr>
-            <w:proofErr w:type="spellStart"/>
             <w:r>
               <w:rPr>
                 <w:bCs/>
@@ -15330,37 +14296,7 @@
                 <w:sz w:val="24"/>
                 <w:szCs w:val="24"/>
               </w:rPr>
-              <w:t>Отключение</w:t>
-            </w:r>
-            <w:proofErr w:type="spellEnd"/>
-            <w:r>
-              <w:rPr>
-                <w:bCs/>
-                <w:color w:val="00B0F0"/>
-                <w:sz w:val="24"/>
-                <w:szCs w:val="24"/>
-              </w:rPr>
-              <w:t xml:space="preserve"> </w:t>
-            </w:r>
-            <w:proofErr w:type="spellStart"/>
-            <w:r>
-              <w:rPr>
-                <w:bCs/>
-                <w:color w:val="00B0F0"/>
-                <w:sz w:val="24"/>
-                <w:szCs w:val="24"/>
-              </w:rPr>
-              <w:t>электроэнергии</w:t>
-            </w:r>
-            <w:proofErr w:type="spellEnd"/>
-            <w:r>
-              <w:rPr>
-                <w:bCs/>
-                <w:color w:val="00B0F0"/>
-                <w:sz w:val="24"/>
-                <w:szCs w:val="24"/>
-              </w:rPr>
-              <w:t>;</w:t>
+              <w:t>Отключение электроэнергии;</w:t>
             </w:r>
           </w:p>
           <w:p>
@@ -15512,7 +14448,6 @@
                 <w:szCs w:val="24"/>
               </w:rPr>
             </w:pPr>
-            <w:proofErr w:type="spellStart"/>
             <w:r>
               <w:rPr>
                 <w:bCs/>
@@ -15520,37 +14455,7 @@
                 <w:sz w:val="24"/>
                 <w:szCs w:val="24"/>
               </w:rPr>
-              <w:t>Террористические</w:t>
-            </w:r>
-            <w:proofErr w:type="spellEnd"/>
-            <w:r>
-              <w:rPr>
-                <w:bCs/>
-                <w:color w:val="00B0F0"/>
-                <w:sz w:val="24"/>
-                <w:szCs w:val="24"/>
-              </w:rPr>
-              <w:t xml:space="preserve"> </w:t>
-            </w:r>
-            <w:proofErr w:type="spellStart"/>
-            <w:r>
-              <w:rPr>
-                <w:bCs/>
-                <w:color w:val="00B0F0"/>
-                <w:sz w:val="24"/>
-                <w:szCs w:val="24"/>
-              </w:rPr>
-              <w:t>проявления</w:t>
-            </w:r>
-            <w:proofErr w:type="spellEnd"/>
-            <w:r>
-              <w:rPr>
-                <w:bCs/>
-                <w:color w:val="00B0F0"/>
-                <w:sz w:val="24"/>
-                <w:szCs w:val="24"/>
-              </w:rPr>
-              <w:t>;</w:t>
+              <w:t>Террористические проявления;</w:t>
             </w:r>
           </w:p>
           <w:p>
@@ -15601,7 +14506,6 @@
                 <w:szCs w:val="24"/>
               </w:rPr>
             </w:pPr>
-            <w:proofErr w:type="spellStart"/>
             <w:r>
               <w:rPr>
                 <w:bCs/>
@@ -15609,57 +14513,7 @@
                 <w:sz w:val="24"/>
                 <w:szCs w:val="24"/>
               </w:rPr>
-              <w:t>Воздействие</w:t>
-            </w:r>
-            <w:proofErr w:type="spellEnd"/>
-            <w:r>
-              <w:rPr>
-                <w:bCs/>
-                <w:color w:val="00B0F0"/>
-                <w:sz w:val="24"/>
-                <w:szCs w:val="24"/>
-              </w:rPr>
-              <w:t xml:space="preserve"> </w:t>
-            </w:r>
-            <w:proofErr w:type="spellStart"/>
-            <w:r>
-              <w:rPr>
-                <w:bCs/>
-                <w:color w:val="00B0F0"/>
-                <w:sz w:val="24"/>
-                <w:szCs w:val="24"/>
-              </w:rPr>
-              <w:t>природных</w:t>
-            </w:r>
-            <w:proofErr w:type="spellEnd"/>
-            <w:r>
-              <w:rPr>
-                <w:bCs/>
-                <w:color w:val="00B0F0"/>
-                <w:sz w:val="24"/>
-                <w:szCs w:val="24"/>
-              </w:rPr>
-              <w:t xml:space="preserve"> </w:t>
-            </w:r>
-            <w:proofErr w:type="spellStart"/>
-            <w:r>
-              <w:rPr>
-                <w:bCs/>
-                <w:color w:val="00B0F0"/>
-                <w:sz w:val="24"/>
-                <w:szCs w:val="24"/>
-              </w:rPr>
-              <w:t>факторов</w:t>
-            </w:r>
-            <w:proofErr w:type="spellEnd"/>
-            <w:r>
-              <w:rPr>
-                <w:bCs/>
-                <w:color w:val="00B0F0"/>
-                <w:sz w:val="24"/>
-                <w:szCs w:val="24"/>
-              </w:rPr>
-              <w:t xml:space="preserve">, </w:t>
+              <w:t xml:space="preserve">Воздействие природных факторов, </w:t>
             </w:r>
           </w:p>
           <w:p>
@@ -16368,29 +15222,7 @@
           <w:szCs w:val="24"/>
           <w:lang w:val="ru-RU" w:eastAsia="ru-RU"/>
         </w:rPr>
-        <w:t xml:space="preserve">ведения о возможном числе потерпевших, включая погибших среди работников на декларируемом объекте и иных физических лиц, которым может быть </w:t>
-      </w:r>
-      <w:proofErr w:type="spellStart"/>
-      <w:r>
-        <w:rPr>
-          <w:rFonts w:ascii="Times New Roman" w:hAnsi="Times New Roman" w:cs="Times New Roman"/>
-          <w:color w:val="auto"/>
-          <w:sz w:val="24"/>
-          <w:szCs w:val="24"/>
-          <w:lang w:val="ru-RU" w:eastAsia="ru-RU"/>
-        </w:rPr>
-        <w:t>причинен</w:t>
-      </w:r>
-      <w:proofErr w:type="spellEnd"/>
-      <w:r>
-        <w:rPr>
-          <w:rFonts w:ascii="Times New Roman" w:hAnsi="Times New Roman" w:cs="Times New Roman"/>
-          <w:color w:val="auto"/>
-          <w:sz w:val="24"/>
-          <w:szCs w:val="24"/>
-          <w:lang w:val="ru-RU" w:eastAsia="ru-RU"/>
-        </w:rPr>
-        <w:t xml:space="preserve"> вред здоровью или жизни в результате аварии на декларируемом объекте</w:t>
+        <w:t>ведения о возможном числе потерпевших, включая погибших среди работников на декларируемом объекте и иных физических лиц, которым может быть причинен вред здоровью или жизни в результате аварии на декларируемом объекте</w:t>
       </w:r>
       <w:bookmarkEnd w:id="39"/>
     </w:p>
@@ -16426,27 +15258,7 @@
           <w:szCs w:val="24"/>
           <w:lang w:val="ru-RU"/>
         </w:rPr>
-        <w:t xml:space="preserve">Сведения о возможном числе потерпевших, включая погибших среди работников на декларируемом объекте и иных физических лиц, которым может быть </w:t>
-      </w:r>
-      <w:proofErr w:type="spellStart"/>
-      <w:r>
-        <w:rPr>
-          <w:rFonts w:cs="Times New Roman"/>
-          <w:sz w:val="24"/>
-          <w:szCs w:val="24"/>
-          <w:lang w:val="ru-RU"/>
-        </w:rPr>
-        <w:t>причинен</w:t>
-      </w:r>
-      <w:proofErr w:type="spellEnd"/>
-      <w:r>
-        <w:rPr>
-          <w:rFonts w:cs="Times New Roman"/>
-          <w:sz w:val="24"/>
-          <w:szCs w:val="24"/>
-          <w:lang w:val="ru-RU"/>
-        </w:rPr>
-        <w:t xml:space="preserve"> вред здоровью или жизни в результате аварии на декларируемом объекте представлены в таблице ниже</w:t>
+        <w:t>Сведения о возможном числе потерпевших, включая погибших среди работников на декларируемом объекте и иных физических лиц, которым может быть причинен вред здоровью или жизни в результате аварии на декларируемом объекте представлены в таблице ниже</w:t>
       </w:r>
       <w:r>
         <w:rPr>
@@ -17377,47 +16189,7 @@
           <w:szCs w:val="24"/>
           <w:lang w:val="ru-RU" w:eastAsia="ru-RU"/>
         </w:rPr>
-        <w:t xml:space="preserve">- ожидаемое количество </w:t>
-      </w:r>
-      <w:proofErr w:type="spellStart"/>
-      <w:r>
-        <w:rPr>
-          <w:rFonts w:cs="Times New Roman"/>
-          <w:sz w:val="24"/>
-          <w:szCs w:val="24"/>
-          <w:lang w:val="ru-RU" w:eastAsia="ru-RU"/>
-        </w:rPr>
-        <w:t>пораженных</w:t>
-      </w:r>
-      <w:proofErr w:type="spellEnd"/>
-      <w:r>
-        <w:rPr>
-          <w:rFonts w:cs="Times New Roman"/>
-          <w:sz w:val="24"/>
-          <w:szCs w:val="24"/>
-          <w:lang w:val="ru-RU" w:eastAsia="ru-RU"/>
-        </w:rPr>
-        <w:t xml:space="preserve"> в результате возможных аварий за </w:t>
-      </w:r>
-      <w:proofErr w:type="spellStart"/>
-      <w:r>
-        <w:rPr>
-          <w:rFonts w:cs="Times New Roman"/>
-          <w:sz w:val="24"/>
-          <w:szCs w:val="24"/>
-          <w:lang w:val="ru-RU" w:eastAsia="ru-RU"/>
-        </w:rPr>
-        <w:t>определенный</w:t>
-      </w:r>
-      <w:proofErr w:type="spellEnd"/>
-      <w:r>
-        <w:rPr>
-          <w:rFonts w:cs="Times New Roman"/>
-          <w:sz w:val="24"/>
-          <w:szCs w:val="24"/>
-          <w:lang w:val="ru-RU" w:eastAsia="ru-RU"/>
-        </w:rPr>
-        <w:t xml:space="preserve"> период времени; </w:t>
+        <w:t xml:space="preserve">- ожидаемое количество пораженных в результате возможных аварий за определенный период времени; </w:t>
       </w:r>
     </w:p>
     <w:p>
@@ -17571,27 +16343,7 @@
           <w:szCs w:val="24"/>
           <w:lang w:val="ru-RU" w:eastAsia="ru-RU"/>
         </w:rPr>
-        <w:t xml:space="preserve">, в которых пострадало на </w:t>
-      </w:r>
-      <w:proofErr w:type="spellStart"/>
-      <w:r>
-        <w:rPr>
-          <w:rFonts w:cs="Times New Roman"/>
-          <w:sz w:val="24"/>
-          <w:szCs w:val="24"/>
-          <w:lang w:val="ru-RU" w:eastAsia="ru-RU"/>
-        </w:rPr>
-        <w:t>определенном</w:t>
-      </w:r>
-      <w:proofErr w:type="spellEnd"/>
-      <w:r>
-        <w:rPr>
-          <w:rFonts w:cs="Times New Roman"/>
-          <w:sz w:val="24"/>
-          <w:szCs w:val="24"/>
-          <w:lang w:val="ru-RU" w:eastAsia="ru-RU"/>
-        </w:rPr>
-        <w:t xml:space="preserve"> уровне не менее </w:t>
+        <w:t xml:space="preserve">, в которых пострадало на определенном уровне не менее </w:t>
       </w:r>
       <w:r>
         <w:rPr>
@@ -21843,7 +20595,6 @@
         </w:rPr>
         <w:t xml:space="preserve"> Федеральной службы по экологическому, технологическому и атомному надзору в отношении опасных производственных объектов </w:t>
       </w:r>
-      <w:proofErr w:type="gramStart"/>
       <w:r>
         <w:rPr>
           <w:rFonts w:eastAsia="Times New Roman" w:cs="Times New Roman"/>
@@ -21852,18 +20603,7 @@
           <w:highlight w:val="yellow"/>
           <w:lang w:val="ru-RU" w:eastAsia="ru-RU"/>
         </w:rPr>
-        <w:t>{{ SHORT</w:t>
-      </w:r>
-      <w:proofErr w:type="gramEnd"/>
-      <w:r>
-        <w:rPr>
-          <w:rFonts w:eastAsia="Times New Roman" w:cs="Times New Roman"/>
-          <w:sz w:val="24"/>
-          <w:szCs w:val="24"/>
-          <w:highlight w:val="yellow"/>
-          <w:lang w:val="ru-RU" w:eastAsia="ru-RU"/>
-        </w:rPr>
-        <w:t>_NAME }}</w:t>
+        <w:t>{{ SHORT_NAME }}</w:t>
       </w:r>
       <w:r>
         <w:rPr>
@@ -21981,7 +20721,6 @@
         </w:rPr>
         <w:t xml:space="preserve">Действующая лицензии на право эксплуатации взрывопожароопасных и химически опасных производственных объектов I, II и III классов опасности </w:t>
       </w:r>
-      <w:proofErr w:type="gramStart"/>
       <w:r>
         <w:rPr>
           <w:rFonts w:cs="Times New Roman"/>
@@ -21990,18 +20729,7 @@
           <w:highlight w:val="yellow"/>
           <w:lang w:val="ru-RU"/>
         </w:rPr>
-        <w:t>{{ LICENSE</w:t>
-      </w:r>
-      <w:proofErr w:type="gramEnd"/>
-      <w:r>
-        <w:rPr>
-          <w:rFonts w:cs="Times New Roman"/>
-          <w:sz w:val="24"/>
-          <w:szCs w:val="24"/>
-          <w:highlight w:val="yellow"/>
-          <w:lang w:val="ru-RU"/>
-        </w:rPr>
-        <w:t>_NUMBER }}</w:t>
+        <w:t>{{ LICENSE_NUMBER }}</w:t>
       </w:r>
       <w:r>
         <w:rPr>
@@ -22063,29 +20791,7 @@
           <w:szCs w:val="24"/>
           <w:lang w:val="ru-RU" w:eastAsia="ru-RU"/>
         </w:rPr>
-        <w:t xml:space="preserve">ведения о профессиональной и противоаварийной подготовке персонала в соответствии с положением о системе управления промышленной безопасности, </w:t>
-      </w:r>
-      <w:proofErr w:type="spellStart"/>
-      <w:r>
-        <w:rPr>
-          <w:rFonts w:ascii="Times New Roman" w:hAnsi="Times New Roman" w:cs="Times New Roman"/>
-          <w:color w:val="auto"/>
-          <w:sz w:val="24"/>
-          <w:szCs w:val="24"/>
-          <w:lang w:val="ru-RU" w:eastAsia="ru-RU"/>
-        </w:rPr>
-        <w:t>утвержденным</w:t>
-      </w:r>
-      <w:proofErr w:type="spellEnd"/>
-      <w:r>
-        <w:rPr>
-          <w:rFonts w:ascii="Times New Roman" w:hAnsi="Times New Roman" w:cs="Times New Roman"/>
-          <w:color w:val="auto"/>
-          <w:sz w:val="24"/>
-          <w:szCs w:val="24"/>
-          <w:lang w:val="ru-RU" w:eastAsia="ru-RU"/>
-        </w:rPr>
-        <w:t xml:space="preserve"> руководителем организации, эксплуатирующей опасный производственный объект I или II классов опасности</w:t>
+        <w:t>ведения о профессиональной и противоаварийной подготовке персонала в соответствии с положением о системе управления промышленной безопасности, утвержденным руководителем организации, эксплуатирующей опасный производственный объект I или II классов опасности</w:t>
       </w:r>
       <w:bookmarkEnd w:id="59"/>
     </w:p>
@@ -22164,7 +20870,6 @@
         </w:rPr>
         <w:t xml:space="preserve">организация </w:t>
       </w:r>
-      <w:proofErr w:type="gramStart"/>
       <w:r>
         <w:rPr>
           <w:rFonts w:eastAsia="Times New Roman" w:cs="Times New Roman"/>
@@ -22173,18 +20878,7 @@
           <w:highlight w:val="yellow"/>
           <w:lang w:val="ru-RU" w:eastAsia="ru-RU"/>
         </w:rPr>
-        <w:t>{{ SHORT</w:t>
-      </w:r>
-      <w:proofErr w:type="gramEnd"/>
-      <w:r>
-        <w:rPr>
-          <w:rFonts w:eastAsia="Times New Roman" w:cs="Times New Roman"/>
-          <w:sz w:val="24"/>
-          <w:szCs w:val="24"/>
-          <w:highlight w:val="yellow"/>
-          <w:lang w:val="ru-RU" w:eastAsia="ru-RU"/>
-        </w:rPr>
-        <w:t>_NAME }}</w:t>
+        <w:t>{{ SHORT_NAME }}</w:t>
       </w:r>
       <w:r>
         <w:rPr>
@@ -22542,7 +21236,6 @@
         </w:rPr>
         <w:t>(</w:t>
       </w:r>
-      <w:proofErr w:type="gramStart"/>
       <w:r>
         <w:rPr>
           <w:rFonts w:cs="Times New Roman"/>
@@ -22562,7 +21255,6 @@
         </w:rPr>
         <w:t>SITE</w:t>
       </w:r>
-      <w:proofErr w:type="gramEnd"/>
       <w:r>
         <w:rPr>
           <w:rFonts w:cs="Times New Roman"/>
@@ -22736,27 +21428,7 @@
           <w:szCs w:val="24"/>
           <w:lang w:val="ru-RU" w:eastAsia="ru-RU"/>
         </w:rPr>
-        <w:t xml:space="preserve"> проверяется во время учебно-тренировочных занятий с персоналом объекта, проводимых по графику, </w:t>
-      </w:r>
-      <w:proofErr w:type="spellStart"/>
-      <w:r>
-        <w:rPr>
-          <w:rFonts w:cs="Times New Roman"/>
-          <w:sz w:val="24"/>
-          <w:szCs w:val="24"/>
-          <w:lang w:val="ru-RU" w:eastAsia="ru-RU"/>
-        </w:rPr>
-        <w:t>утвержденному</w:t>
-      </w:r>
-      <w:proofErr w:type="spellEnd"/>
-      <w:r>
-        <w:rPr>
-          <w:rFonts w:cs="Times New Roman"/>
-          <w:sz w:val="24"/>
-          <w:szCs w:val="24"/>
-          <w:lang w:val="ru-RU" w:eastAsia="ru-RU"/>
-        </w:rPr>
-        <w:t xml:space="preserve"> техническим руководителем структурного подразделения, эксплуатирующего опасный производственный объект. График учебно-тренировочных занятий по </w:t>
+        <w:t xml:space="preserve"> проверяется во время учебно-тренировочных занятий с персоналом объекта, проводимых по графику, утвержденному техническим руководителем структурного подразделения, эксплуатирующего опасный производственный объект. График учебно-тренировочных занятий по </w:t>
       </w:r>
       <w:r>
         <w:rPr>
@@ -22774,27 +21446,7 @@
           <w:szCs w:val="24"/>
           <w:lang w:val="ru-RU" w:eastAsia="ru-RU"/>
         </w:rPr>
-        <w:t xml:space="preserve"> с персоналом ОПО составляется на год. Темы учебно-тренировочных занятий должны соответствовать возможным аварийным ситуациям, </w:t>
-      </w:r>
-      <w:proofErr w:type="spellStart"/>
-      <w:r>
-        <w:rPr>
-          <w:rFonts w:cs="Times New Roman"/>
-          <w:sz w:val="24"/>
-          <w:szCs w:val="24"/>
-          <w:lang w:val="ru-RU" w:eastAsia="ru-RU"/>
-        </w:rPr>
-        <w:t>определенным</w:t>
-      </w:r>
-      <w:proofErr w:type="spellEnd"/>
-      <w:r>
-        <w:rPr>
-          <w:rFonts w:cs="Times New Roman"/>
-          <w:sz w:val="24"/>
-          <w:szCs w:val="24"/>
-          <w:lang w:val="ru-RU" w:eastAsia="ru-RU"/>
-        </w:rPr>
-        <w:t xml:space="preserve"> в оперативной части </w:t>
+        <w:t xml:space="preserve"> с персоналом ОПО составляется на год. Темы учебно-тренировочных занятий должны соответствовать возможным аварийным ситуациям, определенным в оперативной части </w:t>
       </w:r>
       <w:r>
         <w:rPr>
@@ -22853,67 +21505,7 @@
           <w:szCs w:val="24"/>
           <w:lang w:val="ru-RU" w:eastAsia="ru-RU"/>
         </w:rPr>
-        <w:t xml:space="preserve">, устанавливается техническим руководителем структурного подразделения, эксплуатирующего опасный производственный объект, с </w:t>
-      </w:r>
-      <w:proofErr w:type="spellStart"/>
-      <w:r>
-        <w:rPr>
-          <w:rFonts w:cs="Times New Roman"/>
-          <w:sz w:val="24"/>
-          <w:szCs w:val="24"/>
-          <w:lang w:val="ru-RU" w:eastAsia="ru-RU"/>
-        </w:rPr>
-        <w:t>учетом</w:t>
-      </w:r>
-      <w:proofErr w:type="spellEnd"/>
-      <w:r>
-        <w:rPr>
-          <w:rFonts w:cs="Times New Roman"/>
-          <w:sz w:val="24"/>
-          <w:szCs w:val="24"/>
-          <w:lang w:val="ru-RU" w:eastAsia="ru-RU"/>
-        </w:rPr>
-        <w:t xml:space="preserve"> количества видов возможных аварий и конкретных условий, но не реже одного раза в год по каждому виду возможных аварии, с </w:t>
-      </w:r>
-      <w:proofErr w:type="spellStart"/>
-      <w:r>
-        <w:rPr>
-          <w:rFonts w:cs="Times New Roman"/>
-          <w:sz w:val="24"/>
-          <w:szCs w:val="24"/>
-          <w:lang w:val="ru-RU" w:eastAsia="ru-RU"/>
-        </w:rPr>
-        <w:t>учетом</w:t>
-      </w:r>
-      <w:proofErr w:type="spellEnd"/>
-      <w:r>
-        <w:rPr>
-          <w:rFonts w:cs="Times New Roman"/>
-          <w:sz w:val="24"/>
-          <w:szCs w:val="24"/>
-          <w:lang w:val="ru-RU" w:eastAsia="ru-RU"/>
-        </w:rPr>
-        <w:t xml:space="preserve"> сезонности, а также с </w:t>
-      </w:r>
-      <w:proofErr w:type="spellStart"/>
-      <w:r>
-        <w:rPr>
-          <w:rFonts w:cs="Times New Roman"/>
-          <w:sz w:val="24"/>
-          <w:szCs w:val="24"/>
-          <w:lang w:val="ru-RU" w:eastAsia="ru-RU"/>
-        </w:rPr>
-        <w:t>учетом</w:t>
-      </w:r>
-      <w:proofErr w:type="spellEnd"/>
-      <w:r>
-        <w:rPr>
-          <w:rFonts w:cs="Times New Roman"/>
-          <w:sz w:val="24"/>
-          <w:szCs w:val="24"/>
-          <w:lang w:val="ru-RU" w:eastAsia="ru-RU"/>
-        </w:rPr>
-        <w:t xml:space="preserve">, что при вахтовом методе работы работников цеха необходимо, чтобы каждая тема учебно-тренировочных занятий с работником была проведена. </w:t>
+        <w:t xml:space="preserve">, устанавливается техническим руководителем структурного подразделения, эксплуатирующего опасный производственный объект, с учетом количества видов возможных аварий и конкретных условий, но не реже одного раза в год по каждому виду возможных аварии, с учетом сезонности, а также с учетом, что при вахтовом методе работы работников цеха необходимо, чтобы каждая тема учебно-тренировочных занятий с работником была проведена. </w:t>
       </w:r>
     </w:p>
     <w:p>
@@ -23044,7 +21636,6 @@
         </w:rPr>
         <w:t xml:space="preserve">В соответствии с ст. 11 Федерального закона от 21.07.1997 № 116-ФЗ «О промышленной безопасности» организация </w:t>
       </w:r>
-      <w:proofErr w:type="gramStart"/>
       <w:r>
         <w:rPr>
           <w:rFonts w:eastAsia="Times New Roman" w:cs="Times New Roman"/>
@@ -23053,18 +21644,7 @@
           <w:highlight w:val="yellow"/>
           <w:lang w:val="ru-RU" w:eastAsia="ru-RU"/>
         </w:rPr>
-        <w:t>{{ SHORT</w:t>
-      </w:r>
-      <w:proofErr w:type="gramEnd"/>
-      <w:r>
-        <w:rPr>
-          <w:rFonts w:eastAsia="Times New Roman" w:cs="Times New Roman"/>
-          <w:sz w:val="24"/>
-          <w:szCs w:val="24"/>
-          <w:highlight w:val="yellow"/>
-          <w:lang w:val="ru-RU" w:eastAsia="ru-RU"/>
-        </w:rPr>
-        <w:t>_NAME }}</w:t>
+        <w:t>{{ SHORT_NAME }}</w:t>
       </w:r>
       <w:r>
         <w:rPr>
@@ -23276,7 +21856,6 @@
         </w:rPr>
         <w:t xml:space="preserve">предупреждение аварий и инцидентов на ОПО </w:t>
       </w:r>
-      <w:proofErr w:type="gramStart"/>
       <w:r>
         <w:rPr>
           <w:rFonts w:eastAsia="Times New Roman" w:cs="Times New Roman"/>
@@ -23285,18 +21864,7 @@
           <w:highlight w:val="yellow"/>
           <w:lang w:val="ru-RU" w:eastAsia="ru-RU"/>
         </w:rPr>
-        <w:t>{{ SHORT</w:t>
-      </w:r>
-      <w:proofErr w:type="gramEnd"/>
-      <w:r>
-        <w:rPr>
-          <w:rFonts w:eastAsia="Times New Roman" w:cs="Times New Roman"/>
-          <w:sz w:val="24"/>
-          <w:szCs w:val="24"/>
-          <w:highlight w:val="yellow"/>
-          <w:lang w:val="ru-RU" w:eastAsia="ru-RU"/>
-        </w:rPr>
-        <w:t>_NAME }}</w:t>
+        <w:t>{{ SHORT_NAME }}</w:t>
       </w:r>
       <w:r>
         <w:rPr>
@@ -23337,7 +21905,6 @@
         <w:lastRenderedPageBreak/>
         <w:t xml:space="preserve">обеспечение единых подходов к деятельности </w:t>
       </w:r>
-      <w:proofErr w:type="gramStart"/>
       <w:r>
         <w:rPr>
           <w:rFonts w:eastAsia="Times New Roman" w:cs="Times New Roman"/>
@@ -23346,18 +21913,7 @@
           <w:highlight w:val="yellow"/>
           <w:lang w:val="ru-RU" w:eastAsia="ru-RU"/>
         </w:rPr>
-        <w:t>{{ SHORT</w:t>
-      </w:r>
-      <w:proofErr w:type="gramEnd"/>
-      <w:r>
-        <w:rPr>
-          <w:rFonts w:eastAsia="Times New Roman" w:cs="Times New Roman"/>
-          <w:sz w:val="24"/>
-          <w:szCs w:val="24"/>
-          <w:highlight w:val="yellow"/>
-          <w:lang w:val="ru-RU" w:eastAsia="ru-RU"/>
-        </w:rPr>
-        <w:t>_NAME }}</w:t>
+        <w:t>{{ SHORT_NAME }}</w:t>
       </w:r>
       <w:r>
         <w:rPr>
@@ -23443,7 +21999,6 @@
         </w:rPr>
         <w:t xml:space="preserve">мониторинг состояния ПБ в </w:t>
       </w:r>
-      <w:proofErr w:type="gramStart"/>
       <w:r>
         <w:rPr>
           <w:rFonts w:eastAsia="Times New Roman" w:cs="Times New Roman"/>
@@ -23452,18 +22007,7 @@
           <w:highlight w:val="yellow"/>
           <w:lang w:val="ru-RU" w:eastAsia="ru-RU"/>
         </w:rPr>
-        <w:t>{{ SHORT</w:t>
-      </w:r>
-      <w:proofErr w:type="gramEnd"/>
-      <w:r>
-        <w:rPr>
-          <w:rFonts w:eastAsia="Times New Roman" w:cs="Times New Roman"/>
-          <w:sz w:val="24"/>
-          <w:szCs w:val="24"/>
-          <w:highlight w:val="yellow"/>
-          <w:lang w:val="ru-RU" w:eastAsia="ru-RU"/>
-        </w:rPr>
-        <w:t>_NAME }}</w:t>
+        <w:t>{{ SHORT_NAME }}</w:t>
       </w:r>
       <w:r>
         <w:rPr>
@@ -23512,7 +22056,6 @@
         </w:rPr>
         <w:t xml:space="preserve"> на ОПО </w:t>
       </w:r>
-      <w:proofErr w:type="gramStart"/>
       <w:r>
         <w:rPr>
           <w:rFonts w:eastAsia="Times New Roman" w:cs="Times New Roman"/>
@@ -23521,18 +22064,7 @@
           <w:highlight w:val="yellow"/>
           <w:lang w:val="ru-RU" w:eastAsia="ru-RU"/>
         </w:rPr>
-        <w:t>{{ SHORT</w:t>
-      </w:r>
-      <w:proofErr w:type="gramEnd"/>
-      <w:r>
-        <w:rPr>
-          <w:rFonts w:eastAsia="Times New Roman" w:cs="Times New Roman"/>
-          <w:sz w:val="24"/>
-          <w:szCs w:val="24"/>
-          <w:highlight w:val="yellow"/>
-          <w:lang w:val="ru-RU" w:eastAsia="ru-RU"/>
-        </w:rPr>
-        <w:t>_NAME }}</w:t>
+        <w:t>{{ SHORT_NAME }}</w:t>
       </w:r>
       <w:r>
         <w:rPr>
@@ -23619,7 +22151,6 @@
         </w:rPr>
         <w:t xml:space="preserve">ОПО </w:t>
       </w:r>
-      <w:proofErr w:type="gramStart"/>
       <w:r>
         <w:rPr>
           <w:rFonts w:eastAsia="Times New Roman" w:cs="Times New Roman"/>
@@ -23628,18 +22159,7 @@
           <w:highlight w:val="yellow"/>
           <w:lang w:val="ru-RU" w:eastAsia="ru-RU"/>
         </w:rPr>
-        <w:t>{{ SHORT</w:t>
-      </w:r>
-      <w:proofErr w:type="gramEnd"/>
-      <w:r>
-        <w:rPr>
-          <w:rFonts w:eastAsia="Times New Roman" w:cs="Times New Roman"/>
-          <w:sz w:val="24"/>
-          <w:szCs w:val="24"/>
-          <w:highlight w:val="yellow"/>
-          <w:lang w:val="ru-RU" w:eastAsia="ru-RU"/>
-        </w:rPr>
-        <w:t>_NAME }}</w:t>
+        <w:t>{{ SHORT_NAME }}</w:t>
       </w:r>
       <w:r>
         <w:rPr>
@@ -23716,59 +22236,13 @@
           <w:szCs w:val="24"/>
         </w:rPr>
       </w:pPr>
-      <w:proofErr w:type="spellStart"/>
       <w:r>
         <w:rPr>
           <w:rFonts w:eastAsia="Calibri"/>
           <w:sz w:val="24"/>
           <w:szCs w:val="24"/>
         </w:rPr>
-        <w:t>управление</w:t>
-      </w:r>
-      <w:proofErr w:type="spellEnd"/>
-      <w:r>
-        <w:rPr>
-          <w:rFonts w:eastAsia="Calibri"/>
-          <w:sz w:val="24"/>
-          <w:szCs w:val="24"/>
-        </w:rPr>
-        <w:t xml:space="preserve"> </w:t>
-      </w:r>
-      <w:proofErr w:type="spellStart"/>
-      <w:r>
-        <w:rPr>
-          <w:rFonts w:eastAsia="Calibri"/>
-          <w:sz w:val="24"/>
-          <w:szCs w:val="24"/>
-        </w:rPr>
-        <w:t>промышленными</w:t>
-      </w:r>
-      <w:proofErr w:type="spellEnd"/>
-      <w:r>
-        <w:rPr>
-          <w:rFonts w:eastAsia="Calibri"/>
-          <w:sz w:val="24"/>
-          <w:szCs w:val="24"/>
-        </w:rPr>
-        <w:t xml:space="preserve"> </w:t>
-      </w:r>
-      <w:proofErr w:type="spellStart"/>
-      <w:r>
-        <w:rPr>
-          <w:rFonts w:eastAsia="Calibri"/>
-          <w:sz w:val="24"/>
-          <w:szCs w:val="24"/>
-        </w:rPr>
-        <w:t>рисками</w:t>
-      </w:r>
-      <w:proofErr w:type="spellEnd"/>
-      <w:r>
-        <w:rPr>
-          <w:rFonts w:eastAsia="Calibri"/>
-          <w:sz w:val="24"/>
-          <w:szCs w:val="24"/>
-        </w:rPr>
-        <w:t>;</w:t>
+        <w:t>управление промышленными рисками;</w:t>
       </w:r>
     </w:p>
     <w:p>
@@ -23905,77 +22379,13 @@
           <w:szCs w:val="24"/>
         </w:rPr>
       </w:pPr>
-      <w:proofErr w:type="spellStart"/>
       <w:r>
         <w:rPr>
           <w:rFonts w:eastAsia="Calibri"/>
           <w:sz w:val="24"/>
           <w:szCs w:val="24"/>
         </w:rPr>
-        <w:t>контроль</w:t>
-      </w:r>
-      <w:proofErr w:type="spellEnd"/>
-      <w:r>
-        <w:rPr>
-          <w:rFonts w:eastAsia="Calibri"/>
-          <w:sz w:val="24"/>
-          <w:szCs w:val="24"/>
-        </w:rPr>
-        <w:t xml:space="preserve"> </w:t>
-      </w:r>
-      <w:proofErr w:type="spellStart"/>
-      <w:r>
-        <w:rPr>
-          <w:rFonts w:eastAsia="Calibri"/>
-          <w:sz w:val="24"/>
-          <w:szCs w:val="24"/>
-        </w:rPr>
-        <w:t>соблюдения</w:t>
-      </w:r>
-      <w:proofErr w:type="spellEnd"/>
-      <w:r>
-        <w:rPr>
-          <w:rFonts w:eastAsia="Calibri"/>
-          <w:sz w:val="24"/>
-          <w:szCs w:val="24"/>
-        </w:rPr>
-        <w:t xml:space="preserve"> </w:t>
-      </w:r>
-      <w:proofErr w:type="spellStart"/>
-      <w:r>
-        <w:rPr>
-          <w:rFonts w:eastAsia="Calibri"/>
-          <w:sz w:val="24"/>
-          <w:szCs w:val="24"/>
-        </w:rPr>
-        <w:t>технологической</w:t>
-      </w:r>
-      <w:proofErr w:type="spellEnd"/>
-      <w:r>
-        <w:rPr>
-          <w:rFonts w:eastAsia="Calibri"/>
-          <w:sz w:val="24"/>
-          <w:szCs w:val="24"/>
-        </w:rPr>
-        <w:t xml:space="preserve"> </w:t>
-      </w:r>
-      <w:proofErr w:type="spellStart"/>
-      <w:r>
-        <w:rPr>
-          <w:rFonts w:eastAsia="Calibri"/>
-          <w:sz w:val="24"/>
-          <w:szCs w:val="24"/>
-        </w:rPr>
-        <w:t>дисциплины</w:t>
-      </w:r>
-      <w:proofErr w:type="spellEnd"/>
-      <w:r>
-        <w:rPr>
-          <w:rFonts w:eastAsia="Calibri"/>
-          <w:sz w:val="24"/>
-          <w:szCs w:val="24"/>
-        </w:rPr>
-        <w:t>;</w:t>
+        <w:t>контроль соблюдения технологической дисциплины;</w:t>
       </w:r>
     </w:p>
     <w:p>
@@ -24264,7 +22674,6 @@
         </w:rPr>
         <w:t xml:space="preserve">Для </w:t>
       </w:r>
-      <w:proofErr w:type="gramStart"/>
       <w:r>
         <w:rPr>
           <w:rFonts w:eastAsia="Times New Roman" w:cs="Times New Roman"/>
@@ -24285,7 +22694,6 @@
         </w:rPr>
         <w:t>SHORT</w:t>
       </w:r>
-      <w:proofErr w:type="gramEnd"/>
       <w:r>
         <w:rPr>
           <w:rFonts w:eastAsia="Times New Roman" w:cs="Times New Roman"/>
@@ -24469,7 +22877,6 @@
         <w:lastRenderedPageBreak/>
         <w:t xml:space="preserve">Общая организация и контроль за осуществлением производственного контроля в </w:t>
       </w:r>
-      <w:proofErr w:type="gramStart"/>
       <w:r>
         <w:rPr>
           <w:rFonts w:eastAsia="Times New Roman" w:cs="Times New Roman"/>
@@ -24490,7 +22897,6 @@
         </w:rPr>
         <w:t>SHORT</w:t>
       </w:r>
-      <w:proofErr w:type="gramEnd"/>
       <w:r>
         <w:rPr>
           <w:rFonts w:eastAsia="Times New Roman" w:cs="Times New Roman"/>
@@ -24563,25 +22969,7 @@
           <w:szCs w:val="24"/>
           <w:lang w:val="ru-RU"/>
         </w:rPr>
-        <w:t xml:space="preserve">Целью производственного контроля является предупреждение аварий, инцидентов и обеспечение готовности организации к локализации и ликвидации последствий аварий и инцидентов на опасных производственных объектах за </w:t>
-      </w:r>
-      <w:proofErr w:type="spellStart"/>
-      <w:r>
-        <w:rPr>
-          <w:sz w:val="24"/>
-          <w:szCs w:val="24"/>
-          <w:lang w:val="ru-RU"/>
-        </w:rPr>
-        <w:t>счет</w:t>
-      </w:r>
-      <w:proofErr w:type="spellEnd"/>
-      <w:r>
-        <w:rPr>
-          <w:sz w:val="24"/>
-          <w:szCs w:val="24"/>
-          <w:lang w:val="ru-RU"/>
-        </w:rPr>
-        <w:t xml:space="preserve"> осуществления комплекса организационно-технических мероприятий.</w:t>
+        <w:t>Целью производственного контроля является предупреждение аварий, инцидентов и обеспечение готовности организации к локализации и ликвидации последствий аварий и инцидентов на опасных производственных объектах за счет осуществления комплекса организационно-технических мероприятий.</w:t>
       </w:r>
     </w:p>
     <w:p>
@@ -24630,27 +23018,7 @@
           <w:szCs w:val="24"/>
           <w:lang w:val="ru-RU"/>
         </w:rPr>
-        <w:t xml:space="preserve">анализ состояния промышленной безопасности опасных производственных объектов, в том числе </w:t>
-      </w:r>
-      <w:proofErr w:type="spellStart"/>
-      <w:r>
-        <w:rPr>
-          <w:rFonts w:eastAsia="Calibri"/>
-          <w:sz w:val="24"/>
-          <w:szCs w:val="24"/>
-          <w:lang w:val="ru-RU"/>
-        </w:rPr>
-        <w:t>путем</w:t>
-      </w:r>
-      <w:proofErr w:type="spellEnd"/>
-      <w:r>
-        <w:rPr>
-          <w:rFonts w:eastAsia="Calibri"/>
-          <w:sz w:val="24"/>
-          <w:szCs w:val="24"/>
-          <w:lang w:val="ru-RU"/>
-        </w:rPr>
-        <w:t xml:space="preserve"> организации проведения соответствующих экспертиз и обследований;</w:t>
+        <w:t>анализ состояния промышленной безопасности опасных производственных объектов, в том числе путем организации проведения соответствующих экспертиз и обследований;</w:t>
       </w:r>
     </w:p>
     <w:p>
@@ -24873,27 +23241,8 @@
           <w:szCs w:val="24"/>
           <w:lang w:val="ru-RU"/>
         </w:rPr>
-        <w:t xml:space="preserve">Порядок расследования аварий, инцидентов, несчастных случаев, их </w:t>
-      </w:r>
-      <w:proofErr w:type="spellStart"/>
-      <w:r>
-        <w:rPr>
-          <w:sz w:val="24"/>
-          <w:szCs w:val="24"/>
-          <w:lang w:val="ru-RU"/>
-        </w:rPr>
-        <w:t>учет</w:t>
-      </w:r>
-      <w:proofErr w:type="spellEnd"/>
-      <w:r>
-        <w:rPr>
-          <w:sz w:val="24"/>
-          <w:szCs w:val="24"/>
-          <w:lang w:val="ru-RU"/>
-        </w:rPr>
-        <w:t xml:space="preserve"> и анализ осуществляется в </w:t>
-      </w:r>
-      <w:proofErr w:type="gramStart"/>
+        <w:t xml:space="preserve">Порядок расследования аварий, инцидентов, несчастных случаев, их учет и анализ осуществляется в </w:t>
+      </w:r>
       <w:r>
         <w:rPr>
           <w:rFonts w:eastAsia="Times New Roman" w:cs="Times New Roman"/>
@@ -24914,7 +23263,6 @@
         </w:rPr>
         <w:t>SHORT</w:t>
       </w:r>
-      <w:proofErr w:type="gramEnd"/>
       <w:r>
         <w:rPr>
           <w:rFonts w:eastAsia="Times New Roman" w:cs="Times New Roman"/>
@@ -25044,29 +23392,7 @@
           <w:szCs w:val="24"/>
           <w:lang w:val="ru-RU"/>
         </w:rPr>
-        <w:t xml:space="preserve">Руководство по безопасности «Методические рекомендации по классификации </w:t>
-      </w:r>
-      <w:proofErr w:type="spellStart"/>
-      <w:r>
-        <w:rPr>
-          <w:rFonts w:eastAsia="Calibri"/>
-          <w:color w:val="00B0F0"/>
-          <w:sz w:val="24"/>
-          <w:szCs w:val="24"/>
-          <w:lang w:val="ru-RU"/>
-        </w:rPr>
-        <w:t>аварийно</w:t>
-      </w:r>
-      <w:proofErr w:type="spellEnd"/>
-      <w:r>
-        <w:rPr>
-          <w:rFonts w:eastAsia="Calibri"/>
-          <w:color w:val="00B0F0"/>
-          <w:sz w:val="24"/>
-          <w:szCs w:val="24"/>
-          <w:lang w:val="ru-RU"/>
-        </w:rPr>
-        <w:t xml:space="preserve"> опасных происшествий на опасных производственных объектах нефтегазового комплекса», утв. Приказом Федеральной службы по экологическому, технологическому и атомному надзору от 20.11.2023 №410;</w:t>
+        <w:t>Руководство по безопасности «Методические рекомендации по классификации аварийно опасных происшествий на опасных производственных объектах нефтегазового комплекса», утв. Приказом Федеральной службы по экологическому, технологическому и атомному надзору от 20.11.2023 №410;</w:t>
       </w:r>
     </w:p>
     <w:p>
@@ -25154,7 +23480,6 @@
         </w:rPr>
         <w:t xml:space="preserve">Порядок проведения технического расследования причин инцидентов на </w:t>
       </w:r>
-      <w:proofErr w:type="gramStart"/>
       <w:r>
         <w:rPr>
           <w:rFonts w:eastAsia="Times New Roman" w:cs="Times New Roman"/>
@@ -25175,7 +23500,6 @@
         </w:rPr>
         <w:t>SHORT</w:t>
       </w:r>
-      <w:proofErr w:type="gramEnd"/>
       <w:r>
         <w:rPr>
           <w:rFonts w:eastAsia="Times New Roman" w:cs="Times New Roman"/>
@@ -25243,7 +23567,6 @@
         </w:rPr>
         <w:t xml:space="preserve">- </w:t>
       </w:r>
-      <w:proofErr w:type="gramStart"/>
       <w:r>
         <w:rPr>
           <w:rFonts w:cs="Times New Roman"/>
@@ -25263,7 +23586,6 @@
         </w:rPr>
         <w:t>ACCIDENT</w:t>
       </w:r>
-      <w:proofErr w:type="gramEnd"/>
       <w:r>
         <w:rPr>
           <w:rFonts w:cs="Times New Roman"/>
@@ -25407,29 +23729,7 @@
           <w:szCs w:val="24"/>
           <w:lang w:val="ru-RU" w:eastAsia="ru-RU"/>
         </w:rPr>
-        <w:t xml:space="preserve">еречень </w:t>
-      </w:r>
-      <w:proofErr w:type="spellStart"/>
-      <w:r>
-        <w:rPr>
-          <w:rFonts w:ascii="Times New Roman" w:hAnsi="Times New Roman" w:cs="Times New Roman"/>
-          <w:color w:val="auto"/>
-          <w:sz w:val="24"/>
-          <w:szCs w:val="24"/>
-          <w:lang w:val="ru-RU" w:eastAsia="ru-RU"/>
-        </w:rPr>
-        <w:t>проведенных</w:t>
-      </w:r>
-      <w:proofErr w:type="spellEnd"/>
-      <w:r>
-        <w:rPr>
-          <w:rFonts w:ascii="Times New Roman" w:hAnsi="Times New Roman" w:cs="Times New Roman"/>
-          <w:color w:val="auto"/>
-          <w:sz w:val="24"/>
-          <w:szCs w:val="24"/>
-          <w:lang w:val="ru-RU" w:eastAsia="ru-RU"/>
-        </w:rPr>
-        <w:t xml:space="preserve"> работ по анализу опасностей технологических процессов, количественной оценке риска аварий на декларируемом объекте и техническому диагностированию с указанием сведений об организациях, проводивших указанные работы</w:t>
+        <w:t>еречень проведенных работ по анализу опасностей технологических процессов, количественной оценке риска аварий на декларируемом объекте и техническому диагностированию с указанием сведений об организациях, проводивших указанные работы</w:t>
       </w:r>
       <w:bookmarkEnd w:id="62"/>
     </w:p>
@@ -25648,7 +23948,6 @@
         </w:rPr>
         <w:t>(</w:t>
       </w:r>
-      <w:proofErr w:type="gramStart"/>
       <w:r>
         <w:rPr>
           <w:rFonts w:cs="Times New Roman"/>
@@ -25668,7 +23967,6 @@
         </w:rPr>
         <w:t>SITE</w:t>
       </w:r>
-      <w:proofErr w:type="gramEnd"/>
       <w:r>
         <w:rPr>
           <w:rFonts w:cs="Times New Roman"/>
@@ -25845,27 +24143,7 @@
           <w:szCs w:val="24"/>
           <w:lang w:val="ru-RU" w:eastAsia="ru-RU"/>
         </w:rPr>
-        <w:t xml:space="preserve">Экспертиза промышленной безопасности согласно </w:t>
-      </w:r>
-      <w:proofErr w:type="spellStart"/>
-      <w:r>
-        <w:rPr>
-          <w:rFonts w:cs="Times New Roman"/>
-          <w:sz w:val="24"/>
-          <w:szCs w:val="24"/>
-          <w:lang w:val="ru-RU" w:eastAsia="ru-RU"/>
-        </w:rPr>
-        <w:t>утвержденным</w:t>
-      </w:r>
-      <w:proofErr w:type="spellEnd"/>
-      <w:r>
-        <w:rPr>
-          <w:rFonts w:cs="Times New Roman"/>
-          <w:sz w:val="24"/>
-          <w:szCs w:val="24"/>
-          <w:lang w:val="ru-RU" w:eastAsia="ru-RU"/>
-        </w:rPr>
-        <w:t xml:space="preserve"> графикам проведения.</w:t>
+        <w:t>Экспертиза промышленной безопасности согласно утвержденным графикам проведения.</w:t>
       </w:r>
     </w:p>
     <w:p>
@@ -25955,27 +24233,7 @@
           <w:szCs w:val="24"/>
           <w:lang w:val="ru-RU" w:eastAsia="ru-RU"/>
         </w:rPr>
-        <w:t xml:space="preserve"> – Перечень </w:t>
-      </w:r>
-      <w:proofErr w:type="spellStart"/>
-      <w:r>
-        <w:rPr>
-          <w:rFonts w:cs="Times New Roman"/>
-          <w:sz w:val="24"/>
-          <w:szCs w:val="24"/>
-          <w:lang w:val="ru-RU" w:eastAsia="ru-RU"/>
-        </w:rPr>
-        <w:t>проведенных</w:t>
-      </w:r>
-      <w:proofErr w:type="spellEnd"/>
-      <w:r>
-        <w:rPr>
-          <w:rFonts w:cs="Times New Roman"/>
-          <w:sz w:val="24"/>
-          <w:szCs w:val="24"/>
-          <w:lang w:val="ru-RU" w:eastAsia="ru-RU"/>
-        </w:rPr>
-        <w:t xml:space="preserve"> экспертиз промышленной безопасности</w:t>
+        <w:t xml:space="preserve"> – Перечень проведенных экспертиз промышленной безопасности</w:t>
       </w:r>
     </w:p>
     <w:tbl>
@@ -26029,7 +24287,6 @@
                 <w:szCs w:val="20"/>
               </w:rPr>
             </w:pPr>
-            <w:proofErr w:type="spellStart"/>
             <w:r>
               <w:rPr>
                 <w:b/>
@@ -26037,29 +24294,8 @@
                 <w:sz w:val="20"/>
                 <w:szCs w:val="20"/>
               </w:rPr>
-              <w:t>Объект</w:t>
-            </w:r>
-            <w:proofErr w:type="spellEnd"/>
-            <w:r>
-              <w:rPr>
-                <w:b/>
-                <w:bCs/>
-                <w:sz w:val="20"/>
-                <w:szCs w:val="20"/>
-              </w:rPr>
-              <w:t xml:space="preserve"> </w:t>
-            </w:r>
-            <w:proofErr w:type="spellStart"/>
-            <w:r>
-              <w:rPr>
-                <w:b/>
-                <w:bCs/>
-                <w:sz w:val="20"/>
-                <w:szCs w:val="20"/>
-              </w:rPr>
-              <w:t>экспертизы</w:t>
-            </w:r>
-            <w:proofErr w:type="spellEnd"/>
+              <w:t>Объект экспертизы</w:t>
+            </w:r>
           </w:p>
         </w:tc>
         <w:tc>
@@ -26098,39 +24334,8 @@
                 <w:sz w:val="20"/>
                 <w:szCs w:val="20"/>
               </w:rPr>
-              <w:t xml:space="preserve">Наименование </w:t>
-            </w:r>
-            <w:proofErr w:type="spellStart"/>
-            <w:r>
-              <w:rPr>
-                <w:b/>
-                <w:bCs/>
-                <w:sz w:val="20"/>
-                <w:szCs w:val="20"/>
-              </w:rPr>
-              <w:t>экспертной</w:t>
-            </w:r>
-            <w:proofErr w:type="spellEnd"/>
-            <w:r>
-              <w:rPr>
-                <w:b/>
-                <w:bCs/>
-                <w:sz w:val="20"/>
-                <w:szCs w:val="20"/>
-              </w:rPr>
-              <w:t xml:space="preserve"> </w:t>
-            </w:r>
-            <w:proofErr w:type="spellStart"/>
-            <w:r>
-              <w:rPr>
-                <w:b/>
-                <w:bCs/>
-                <w:sz w:val="20"/>
-                <w:szCs w:val="20"/>
-              </w:rPr>
-              <w:t>организации</w:t>
-            </w:r>
-            <w:proofErr w:type="spellEnd"/>
+              <w:t>Наименование экспертной организации</w:t>
+            </w:r>
           </w:p>
         </w:tc>
         <w:tc>
@@ -26280,27 +24485,7 @@
                 <w:szCs w:val="20"/>
                 <w:lang w:val="ru-RU"/>
               </w:rPr>
-              <w:t>Заключение экспертизы промышленной безопасности на «Сооружение «Промысловый трубопровод АГЗУ Смоляное - ДНС «</w:t>
-            </w:r>
-            <w:proofErr w:type="spellStart"/>
-            <w:r>
-              <w:rPr>
-                <w:color w:val="FF0000"/>
-                <w:sz w:val="20"/>
-                <w:szCs w:val="20"/>
-                <w:lang w:val="ru-RU"/>
-              </w:rPr>
-              <w:t>Кодяковская</w:t>
-            </w:r>
-            <w:proofErr w:type="spellEnd"/>
-            <w:r>
-              <w:rPr>
-                <w:color w:val="FF0000"/>
-                <w:sz w:val="20"/>
-                <w:szCs w:val="20"/>
-                <w:lang w:val="ru-RU"/>
-              </w:rPr>
-              <w:t>» (2 линия)» Смоляного месторождения АО «Оренбургнефть»</w:t>
+              <w:t>Заключение экспертизы промышленной безопасности на «Сооружение «Промысловый трубопровод АГЗУ Смоляное - ДНС «Кодяковская» (2 линия)» Смоляного месторождения АО «Оренбургнефть»</w:t>
             </w:r>
           </w:p>
         </w:tc>
@@ -26338,28 +24523,8 @@
                 <w:sz w:val="20"/>
                 <w:szCs w:val="20"/>
               </w:rPr>
-              <w:t>АО «НИПЦ “</w:t>
-            </w:r>
-            <w:proofErr w:type="spellStart"/>
-            <w:proofErr w:type="gramStart"/>
-            <w:r>
-              <w:rPr>
-                <w:color w:val="FF0000"/>
-                <w:sz w:val="20"/>
-                <w:szCs w:val="20"/>
-              </w:rPr>
-              <w:t>НефтеГазСервис</w:t>
-            </w:r>
-            <w:proofErr w:type="spellEnd"/>
-            <w:r>
-              <w:rPr>
-                <w:color w:val="FF0000"/>
-                <w:sz w:val="20"/>
-                <w:szCs w:val="20"/>
-              </w:rPr>
-              <w:t>”»</w:t>
-            </w:r>
-            <w:proofErr w:type="gramEnd"/>
+              <w:t>АО «НИПЦ “НефтеГазСервис”»</w:t>
+            </w:r>
           </w:p>
         </w:tc>
         <w:tc>
@@ -26396,35 +24561,7 @@
                 <w:sz w:val="20"/>
                 <w:szCs w:val="20"/>
               </w:rPr>
-              <w:t>№ 52-О-2022 (</w:t>
-            </w:r>
-            <w:proofErr w:type="gramStart"/>
-            <w:r>
-              <w:rPr>
-                <w:color w:val="FF0000"/>
-                <w:sz w:val="20"/>
-                <w:szCs w:val="20"/>
-              </w:rPr>
-              <w:t>59)</w:t>
-            </w:r>
-            <w:proofErr w:type="spellStart"/>
-            <w:r>
-              <w:rPr>
-                <w:color w:val="FF0000"/>
-                <w:sz w:val="20"/>
-                <w:szCs w:val="20"/>
-              </w:rPr>
-              <w:t>от</w:t>
-            </w:r>
-            <w:proofErr w:type="spellEnd"/>
-            <w:proofErr w:type="gramEnd"/>
-            <w:r>
-              <w:rPr>
-                <w:color w:val="FF0000"/>
-                <w:sz w:val="20"/>
-                <w:szCs w:val="20"/>
-              </w:rPr>
-              <w:t xml:space="preserve"> 16.09.2022</w:t>
+              <w:t>№ 52-О-2022 (59)от 16.09.2022</w:t>
             </w:r>
           </w:p>
         </w:tc>
@@ -26545,7 +24682,6 @@
           <w:szCs w:val="24"/>
           <w:lang w:val="ru-RU" w:eastAsia="ru-RU"/>
         </w:rPr>
-        <w:lastRenderedPageBreak/>
         <w:t>Сведения о соответствии условий эксплуатации декларируемого объекта требованиям федеральных норм и правил в области промышленной безопасности, обосновании безопасности декларируемого объекта (при наличии), размещении в зонах с особыми условиями использования территорий</w:t>
       </w:r>
       <w:bookmarkEnd w:id="64"/>
@@ -26638,7 +24774,6 @@
         </w:rPr>
         <w:t xml:space="preserve"> Федеральной службы по экологическому, технологическому и атомному надзору в отношении опасных производственных объектов </w:t>
       </w:r>
-      <w:proofErr w:type="gramStart"/>
       <w:r>
         <w:rPr>
           <w:rFonts w:eastAsia="Times New Roman" w:cs="Times New Roman"/>
@@ -26647,18 +24782,7 @@
           <w:highlight w:val="yellow"/>
           <w:lang w:val="ru-RU" w:eastAsia="ru-RU"/>
         </w:rPr>
-        <w:t>{{ SHORT</w:t>
-      </w:r>
-      <w:proofErr w:type="gramEnd"/>
-      <w:r>
-        <w:rPr>
-          <w:rFonts w:eastAsia="Times New Roman" w:cs="Times New Roman"/>
-          <w:sz w:val="24"/>
-          <w:szCs w:val="24"/>
-          <w:highlight w:val="yellow"/>
-          <w:lang w:val="ru-RU" w:eastAsia="ru-RU"/>
-        </w:rPr>
-        <w:t>_NAME }}</w:t>
+        <w:t>{{ SHORT_NAME }}</w:t>
       </w:r>
       <w:r>
         <w:rPr>
@@ -26776,7 +24900,6 @@
         </w:rPr>
         <w:br/>
       </w:r>
-      <w:proofErr w:type="gramStart"/>
       <w:r>
         <w:rPr>
           <w:rFonts w:cs="Times New Roman"/>
@@ -26796,7 +24919,6 @@
         </w:rPr>
         <w:t>SITE</w:t>
       </w:r>
-      <w:proofErr w:type="gramEnd"/>
       <w:r>
         <w:rPr>
           <w:rFonts w:cs="Times New Roman"/>
@@ -27079,28 +25201,7 @@
           <w:szCs w:val="24"/>
           <w:lang w:val="ru-RU"/>
         </w:rPr>
-        <w:lastRenderedPageBreak/>
-        <w:t xml:space="preserve">2) выработка рекомендаций по инженерно-технической </w:t>
-      </w:r>
-      <w:proofErr w:type="spellStart"/>
-      <w:r>
-        <w:rPr>
-          <w:rFonts w:cs="Times New Roman"/>
-          <w:sz w:val="24"/>
-          <w:szCs w:val="24"/>
-          <w:lang w:val="ru-RU"/>
-        </w:rPr>
-        <w:t>оснащенности</w:t>
-      </w:r>
-      <w:proofErr w:type="spellEnd"/>
-      <w:r>
-        <w:rPr>
-          <w:rFonts w:cs="Times New Roman"/>
-          <w:sz w:val="24"/>
-          <w:szCs w:val="24"/>
-          <w:lang w:val="ru-RU"/>
-        </w:rPr>
-        <w:t xml:space="preserve"> объекта;</w:t>
+        <w:t>2) выработка рекомендаций по инженерно-технической оснащенности объекта;</w:t>
       </w:r>
     </w:p>
     <w:p>
@@ -27232,27 +25333,7 @@
           <w:szCs w:val="24"/>
           <w:lang w:val="ru-RU"/>
         </w:rPr>
-        <w:t xml:space="preserve">8) производится сбор, анализ информации об оперативной обстановке, постановка целей и задач, проводятся совместные совещания, а при необходимости </w:t>
-      </w:r>
-      <w:proofErr w:type="spellStart"/>
-      <w:r>
-        <w:rPr>
-          <w:rFonts w:cs="Times New Roman"/>
-          <w:sz w:val="24"/>
-          <w:szCs w:val="24"/>
-          <w:lang w:val="ru-RU"/>
-        </w:rPr>
-        <w:t>создается</w:t>
-      </w:r>
-      <w:proofErr w:type="spellEnd"/>
-      <w:r>
-        <w:rPr>
-          <w:rFonts w:cs="Times New Roman"/>
-          <w:sz w:val="24"/>
-          <w:szCs w:val="24"/>
-          <w:lang w:val="ru-RU"/>
-        </w:rPr>
-        <w:t xml:space="preserve"> временный оперативный штаб для выработки решений и контроля их выполнения.</w:t>
+        <w:t>8) производится сбор, анализ информации об оперативной обстановке, постановка целей и задач, проводятся совместные совещания, а при необходимости создается временный оперативный штаб для выработки решений и контроля их выполнения.</w:t>
       </w:r>
     </w:p>
     <w:p>
@@ -27289,7 +25370,6 @@
           <w:lang w:val="ru-RU"/>
         </w:rPr>
       </w:pPr>
-      <w:proofErr w:type="gramStart"/>
       <w:r>
         <w:rPr>
           <w:rFonts w:cs="Times New Roman"/>
@@ -27298,18 +25378,7 @@
           <w:highlight w:val="yellow"/>
           <w:lang w:val="ru-RU"/>
         </w:rPr>
-        <w:t>{{ OPO</w:t>
-      </w:r>
-      <w:proofErr w:type="gramEnd"/>
-      <w:r>
-        <w:rPr>
-          <w:rFonts w:cs="Times New Roman"/>
-          <w:sz w:val="24"/>
-          <w:szCs w:val="24"/>
-          <w:highlight w:val="yellow"/>
-          <w:lang w:val="ru-RU"/>
-        </w:rPr>
-        <w:t>_SECURITY }}.</w:t>
+        <w:t>{{ OPO_SECURITY }}.</w:t>
       </w:r>
     </w:p>
     <w:p>
@@ -27499,7 +25568,6 @@
           <w:szCs w:val="24"/>
           <w:lang w:val="ru-RU" w:eastAsia="ru-RU"/>
         </w:rPr>
-        <w:lastRenderedPageBreak/>
         <w:t xml:space="preserve">В целях обеспечения готовности </w:t>
       </w:r>
       <w:r>
@@ -27653,27 +25721,7 @@
           <w:szCs w:val="24"/>
           <w:lang w:val="ru-RU"/>
         </w:rPr>
-        <w:t xml:space="preserve">Мероприятия по эвакуации людей и охране окружающей среды, по локализации выхода нефти или газа, отключению </w:t>
-      </w:r>
-      <w:proofErr w:type="spellStart"/>
-      <w:r>
-        <w:rPr>
-          <w:rFonts w:eastAsia="Calibri"/>
-          <w:sz w:val="24"/>
-          <w:szCs w:val="24"/>
-          <w:lang w:val="ru-RU"/>
-        </w:rPr>
-        <w:t>поврежденного</w:t>
-      </w:r>
-      <w:proofErr w:type="spellEnd"/>
-      <w:r>
-        <w:rPr>
-          <w:rFonts w:eastAsia="Calibri"/>
-          <w:sz w:val="24"/>
-          <w:szCs w:val="24"/>
-          <w:lang w:val="ru-RU"/>
-        </w:rPr>
-        <w:t xml:space="preserve"> участка, ликвидации аварий;</w:t>
+        <w:t>Мероприятия по эвакуации людей и охране окружающей среды, по локализации выхода нефти или газа, отключению поврежденного участка, ликвидации аварий;</w:t>
       </w:r>
     </w:p>
     <w:p>
@@ -27818,27 +25866,7 @@
           <w:szCs w:val="24"/>
           <w:lang w:val="ru-RU"/>
         </w:rPr>
-        <w:t xml:space="preserve">Осуществление мероприятий по предупреждению </w:t>
-      </w:r>
-      <w:proofErr w:type="spellStart"/>
-      <w:r>
-        <w:rPr>
-          <w:rFonts w:eastAsia="Calibri"/>
-          <w:sz w:val="24"/>
-          <w:szCs w:val="24"/>
-          <w:lang w:val="ru-RU"/>
-        </w:rPr>
-        <w:t>тяжелых</w:t>
-      </w:r>
-      <w:proofErr w:type="spellEnd"/>
-      <w:r>
-        <w:rPr>
-          <w:rFonts w:eastAsia="Calibri"/>
-          <w:sz w:val="24"/>
-          <w:szCs w:val="24"/>
-          <w:lang w:val="ru-RU"/>
-        </w:rPr>
-        <w:t xml:space="preserve"> последствий аварий;</w:t>
+        <w:t>Осуществление мероприятий по предупреждению тяжелых последствий аварий;</w:t>
       </w:r>
     </w:p>
     <w:p>
@@ -28012,7 +26040,6 @@
           <w:szCs w:val="24"/>
           <w:lang w:val="ru-RU"/>
         </w:rPr>
-        <w:lastRenderedPageBreak/>
         <w:t>Перечень аварийно-транспортных средств, механизмов, оборудования, средств связи, пожаротушения, направляемых к месту аварии.</w:t>
       </w:r>
     </w:p>
@@ -28035,27 +26062,7 @@
           <w:szCs w:val="24"/>
           <w:lang w:val="ru-RU"/>
         </w:rPr>
-        <w:t xml:space="preserve">В соответствии с планом мероприятий по локализации и ликвидации последствий аварий осуществляются все необходимые переключения в технологической схеме и проводятся мероприятия по локализации источника загрязнения. Рассмотрены все варианты возможных аварий на опасных составляющих ОПО, </w:t>
-      </w:r>
-      <w:proofErr w:type="spellStart"/>
-      <w:r>
-        <w:rPr>
-          <w:rFonts w:cs="Times New Roman"/>
-          <w:sz w:val="24"/>
-          <w:szCs w:val="24"/>
-          <w:lang w:val="ru-RU"/>
-        </w:rPr>
-        <w:t>определен</w:t>
-      </w:r>
-      <w:proofErr w:type="spellEnd"/>
-      <w:r>
-        <w:rPr>
-          <w:rFonts w:cs="Times New Roman"/>
-          <w:sz w:val="24"/>
-          <w:szCs w:val="24"/>
-          <w:lang w:val="ru-RU"/>
-        </w:rPr>
-        <w:t xml:space="preserve"> круг обязанностей персонала и перечень мероприятий, выполняемых в случае возникновения внезапных событий, требующих немедленного реагирования, а также разработана схема оповещения о чрезвычайных ситуациях.</w:t>
+        <w:t>В соответствии с планом мероприятий по локализации и ликвидации последствий аварий осуществляются все необходимые переключения в технологической схеме и проводятся мероприятия по локализации источника загрязнения. Рассмотрены все варианты возможных аварий на опасных составляющих ОПО, определен круг обязанностей персонала и перечень мероприятий, выполняемых в случае возникновения внезапных событий, требующих немедленного реагирования, а также разработана схема оповещения о чрезвычайных ситуациях.</w:t>
       </w:r>
     </w:p>
     <w:p>
@@ -28193,27 +26200,7 @@
           <w:szCs w:val="24"/>
           <w:lang w:val="ru-RU"/>
         </w:rPr>
-        <w:t xml:space="preserve">Содержание в постоянной готовности созданных аварийно-восстановительных формирований, укомплектованных необходимым персоналом и </w:t>
-      </w:r>
-      <w:proofErr w:type="spellStart"/>
-      <w:r>
-        <w:rPr>
-          <w:rFonts w:eastAsia="Calibri"/>
-          <w:sz w:val="24"/>
-          <w:szCs w:val="24"/>
-          <w:lang w:val="ru-RU"/>
-        </w:rPr>
-        <w:t>оснащенных</w:t>
-      </w:r>
-      <w:proofErr w:type="spellEnd"/>
-      <w:r>
-        <w:rPr>
-          <w:rFonts w:eastAsia="Calibri"/>
-          <w:sz w:val="24"/>
-          <w:szCs w:val="24"/>
-          <w:lang w:val="ru-RU"/>
-        </w:rPr>
-        <w:t xml:space="preserve"> техническими средствами;</w:t>
+        <w:t>Содержание в постоянной готовности созданных аварийно-восстановительных формирований, укомплектованных необходимым персоналом и оснащенных техническими средствами;</w:t>
       </w:r>
     </w:p>
     <w:p>
@@ -28317,7 +26304,6 @@
         </w:rPr>
         <w:t xml:space="preserve">В </w:t>
       </w:r>
-      <w:proofErr w:type="gramStart"/>
       <w:r>
         <w:rPr>
           <w:rFonts w:eastAsia="Times New Roman" w:cs="Times New Roman"/>
@@ -28326,18 +26312,7 @@
           <w:highlight w:val="yellow"/>
           <w:lang w:val="ru-RU" w:eastAsia="ru-RU"/>
         </w:rPr>
-        <w:t>{{ SHORT</w:t>
-      </w:r>
-      <w:proofErr w:type="gramEnd"/>
-      <w:r>
-        <w:rPr>
-          <w:rFonts w:eastAsia="Times New Roman" w:cs="Times New Roman"/>
-          <w:sz w:val="24"/>
-          <w:szCs w:val="24"/>
-          <w:highlight w:val="yellow"/>
-          <w:lang w:val="ru-RU" w:eastAsia="ru-RU"/>
-        </w:rPr>
-        <w:t>_NAME }}</w:t>
+        <w:t>{{ SHORT_NAME }}</w:t>
       </w:r>
       <w:r>
         <w:rPr>
@@ -28362,7 +26337,6 @@
           <w:lang w:val="ru-RU"/>
         </w:rPr>
       </w:pPr>
-      <w:proofErr w:type="gramStart"/>
       <w:r>
         <w:rPr>
           <w:rFonts w:cs="Times New Roman" w:hint="eastAsia"/>
@@ -28382,7 +26356,6 @@
         </w:rPr>
         <w:t>NASF</w:t>
       </w:r>
-      <w:proofErr w:type="gramEnd"/>
       <w:r>
         <w:rPr>
           <w:rFonts w:cs="Times New Roman" w:hint="eastAsia"/>
@@ -28425,7 +26398,6 @@
           <w:lang w:val="ru-RU"/>
         </w:rPr>
       </w:pPr>
-      <w:proofErr w:type="gramStart"/>
       <w:r>
         <w:rPr>
           <w:rFonts w:cs="Times New Roman" w:hint="eastAsia"/>
@@ -28445,7 +26417,6 @@
         </w:rPr>
         <w:t>PASF</w:t>
       </w:r>
-      <w:proofErr w:type="gramEnd"/>
       <w:r>
         <w:rPr>
           <w:rFonts w:cs="Times New Roman" w:hint="eastAsia"/>
@@ -28502,7 +26473,6 @@
           <w:rFonts w:eastAsia="Calibri"/>
           <w:lang w:val="ru-RU"/>
         </w:rPr>
-        <w:lastRenderedPageBreak/>
         <w:t>Для проведения первоочередных мероприятий по предупреждению и тушению пожаров из числа работников ОПО организовано противопожарное звено.</w:t>
       </w:r>
     </w:p>
@@ -28725,7 +26695,6 @@
         </w:rPr>
         <w:t xml:space="preserve">Руководители НАСФ, прибывшие в зону аварии первыми принимают на себя полномочия руководителей ликвидации чрезвычайных ситуаций, назначенных руководителями организаций, к полномочиям которых отнесена ликвидация данной аварии. Полномочия руководителя ликвидации чрезвычайной ситуации определяются </w:t>
       </w:r>
-      <w:proofErr w:type="gramStart"/>
       <w:r>
         <w:rPr>
           <w:rFonts w:eastAsia="Times New Roman" w:cs="Times New Roman"/>
@@ -28734,18 +26703,7 @@
           <w:highlight w:val="yellow"/>
           <w:lang w:val="ru-RU" w:eastAsia="ru-RU"/>
         </w:rPr>
-        <w:t>{{ SHORT</w:t>
-      </w:r>
-      <w:proofErr w:type="gramEnd"/>
-      <w:r>
-        <w:rPr>
-          <w:rFonts w:eastAsia="Times New Roman" w:cs="Times New Roman"/>
-          <w:sz w:val="24"/>
-          <w:szCs w:val="24"/>
-          <w:highlight w:val="yellow"/>
-          <w:lang w:val="ru-RU" w:eastAsia="ru-RU"/>
-        </w:rPr>
-        <w:t>_NAME }}</w:t>
+        <w:t>{{ SHORT_NAME }}</w:t>
       </w:r>
       <w:r>
         <w:rPr>
@@ -28845,7 +26803,6 @@
           <w:szCs w:val="24"/>
           <w:lang w:val="ru-RU" w:eastAsia="ru-RU"/>
         </w:rPr>
-        <w:lastRenderedPageBreak/>
         <w:t>С</w:t>
       </w:r>
       <w:r>
@@ -28888,7 +26845,6 @@
         </w:rPr>
         <w:t xml:space="preserve">В соответствии со статьёй 14 Федерального закона № 68-ФЗ «О защите населения и территорий от чрезвычайных ситуаций природного и техногенного характера» и статьёй 10 Федерального закона № 116-ФЗ «О промышленной безопасности опасных производственных объектов» для </w:t>
       </w:r>
-      <w:proofErr w:type="gramStart"/>
       <w:r>
         <w:rPr>
           <w:rFonts w:cs="Times New Roman"/>
@@ -28897,18 +26853,7 @@
           <w:highlight w:val="yellow"/>
           <w:lang w:val="ru-RU"/>
         </w:rPr>
-        <w:t>{{ SHORT</w:t>
-      </w:r>
-      <w:proofErr w:type="gramEnd"/>
-      <w:r>
-        <w:rPr>
-          <w:rFonts w:cs="Times New Roman"/>
-          <w:sz w:val="24"/>
-          <w:szCs w:val="24"/>
-          <w:highlight w:val="yellow"/>
-          <w:lang w:val="ru-RU"/>
-        </w:rPr>
-        <w:t>_NAME }}</w:t>
+        <w:t>{{ SHORT_NAME }}</w:t>
       </w:r>
       <w:r>
         <w:rPr>
@@ -28939,27 +26884,7 @@
           <w:szCs w:val="24"/>
           <w:highlight w:val="yellow"/>
         </w:rPr>
-        <w:t xml:space="preserve">- </w:t>
-      </w:r>
-      <w:proofErr w:type="gramStart"/>
-      <w:r>
-        <w:rPr>
-          <w:rFonts w:cs="Times New Roman"/>
-          <w:sz w:val="24"/>
-          <w:szCs w:val="24"/>
-          <w:highlight w:val="yellow"/>
-        </w:rPr>
-        <w:t>{{ FINANCIAL</w:t>
-      </w:r>
-      <w:proofErr w:type="gramEnd"/>
-      <w:r>
-        <w:rPr>
-          <w:rFonts w:cs="Times New Roman"/>
-          <w:sz w:val="24"/>
-          <w:szCs w:val="24"/>
-          <w:highlight w:val="yellow"/>
-        </w:rPr>
-        <w:t xml:space="preserve">_RESERVE_ORDER }} </w:t>
+        <w:t xml:space="preserve">- {{ FINANCIAL_RESERVE_ORDER }} </w:t>
       </w:r>
     </w:p>
     <w:p>
@@ -28980,27 +26905,7 @@
           <w:szCs w:val="24"/>
           <w:highlight w:val="yellow"/>
         </w:rPr>
-        <w:t xml:space="preserve">- </w:t>
-      </w:r>
-      <w:proofErr w:type="gramStart"/>
-      <w:r>
-        <w:rPr>
-          <w:rFonts w:cs="Times New Roman"/>
-          <w:sz w:val="24"/>
-          <w:szCs w:val="24"/>
-          <w:highlight w:val="yellow"/>
-        </w:rPr>
-        <w:t>{{ MATERIAL</w:t>
-      </w:r>
-      <w:proofErr w:type="gramEnd"/>
-      <w:r>
-        <w:rPr>
-          <w:rFonts w:cs="Times New Roman"/>
-          <w:sz w:val="24"/>
-          <w:szCs w:val="24"/>
-          <w:highlight w:val="yellow"/>
-        </w:rPr>
-        <w:t>_RESERVE_ORDER }}</w:t>
+        <w:t>- {{ MATERIAL_RESERVE_ORDER }}</w:t>
       </w:r>
       <w:r>
         <w:rPr>
@@ -29032,7 +26937,6 @@
         </w:rPr>
         <w:t xml:space="preserve">При возникновении ЧС на объектах и территориях </w:t>
       </w:r>
-      <w:proofErr w:type="gramStart"/>
       <w:r>
         <w:rPr>
           <w:rFonts w:cs="Times New Roman"/>
@@ -29041,18 +26945,7 @@
           <w:highlight w:val="yellow"/>
           <w:lang w:val="ru-RU"/>
         </w:rPr>
-        <w:t>{{ SHORT</w:t>
-      </w:r>
-      <w:proofErr w:type="gramEnd"/>
-      <w:r>
-        <w:rPr>
-          <w:rFonts w:cs="Times New Roman"/>
-          <w:sz w:val="24"/>
-          <w:szCs w:val="24"/>
-          <w:highlight w:val="yellow"/>
-          <w:lang w:val="ru-RU"/>
-        </w:rPr>
-        <w:t>_NAME }}</w:t>
+        <w:t>{{ SHORT_NAME }}</w:t>
       </w:r>
       <w:r>
         <w:rPr>
@@ -29104,7 +26997,6 @@
         </w:rPr>
         <w:t xml:space="preserve">В случае аварии возмещение финансовых средств, затраченных </w:t>
       </w:r>
-      <w:proofErr w:type="gramStart"/>
       <w:r>
         <w:rPr>
           <w:rFonts w:eastAsia="Times New Roman" w:cs="Times New Roman"/>
@@ -29113,18 +27005,7 @@
           <w:highlight w:val="yellow"/>
           <w:lang w:val="ru-RU" w:eastAsia="ru-RU"/>
         </w:rPr>
-        <w:t>{{ SHORT</w:t>
-      </w:r>
-      <w:proofErr w:type="gramEnd"/>
-      <w:r>
-        <w:rPr>
-          <w:rFonts w:eastAsia="Times New Roman" w:cs="Times New Roman"/>
-          <w:sz w:val="24"/>
-          <w:szCs w:val="24"/>
-          <w:highlight w:val="yellow"/>
-          <w:lang w:val="ru-RU" w:eastAsia="ru-RU"/>
-        </w:rPr>
-        <w:t>_NAME }}</w:t>
+        <w:t>{{ SHORT_NAME }}</w:t>
       </w:r>
       <w:r>
         <w:rPr>
@@ -29254,7 +27135,6 @@
         </w:rPr>
         <w:t xml:space="preserve">Оповещение руководящего состава, работников структурных подразделений </w:t>
       </w:r>
-      <w:proofErr w:type="gramStart"/>
       <w:r>
         <w:rPr>
           <w:rFonts w:cs="Times New Roman"/>
@@ -29263,18 +27143,7 @@
           <w:highlight w:val="yellow"/>
           <w:lang w:val="ru-RU"/>
         </w:rPr>
-        <w:t>{{ SHORT</w:t>
-      </w:r>
-      <w:proofErr w:type="gramEnd"/>
-      <w:r>
-        <w:rPr>
-          <w:rFonts w:cs="Times New Roman"/>
-          <w:sz w:val="24"/>
-          <w:szCs w:val="24"/>
-          <w:highlight w:val="yellow"/>
-          <w:lang w:val="ru-RU"/>
-        </w:rPr>
-        <w:t>_NAME }}</w:t>
+        <w:t>{{ SHORT_NAME }}</w:t>
       </w:r>
       <w:r>
         <w:rPr>
@@ -29323,7 +27192,6 @@
           <w:szCs w:val="24"/>
           <w:lang w:val="ru-RU"/>
         </w:rPr>
-        <w:lastRenderedPageBreak/>
         <w:t>Используются различные средства связи: телефоны, сотовые телефоны, факсимильные аппараты (факсы), модемы, принтеры, компьютеры, громкоговорители, радиостанции. Все должностные лица обеспечены сотовыми телефонами.</w:t>
       </w:r>
     </w:p>
@@ -29571,7 +27439,6 @@
           <w:szCs w:val="24"/>
           <w:lang w:val="ru-RU" w:eastAsia="ru-RU"/>
         </w:rPr>
-        <w:lastRenderedPageBreak/>
         <w:t>Раздел 4</w:t>
       </w:r>
       <w:r>
@@ -29707,47 +27574,7 @@
           <w:szCs w:val="24"/>
           <w:lang w:val="ru-RU" w:eastAsia="ru-RU"/>
         </w:rPr>
-        <w:t xml:space="preserve">В соответствии с «Порядком оформления декларации промышленной безопасности опасных производственных объектов и перечне включаемых в </w:t>
-      </w:r>
-      <w:proofErr w:type="spellStart"/>
-      <w:r>
-        <w:rPr>
-          <w:rFonts w:cs="Times New Roman"/>
-          <w:sz w:val="24"/>
-          <w:szCs w:val="24"/>
-          <w:lang w:val="ru-RU" w:eastAsia="ru-RU"/>
-        </w:rPr>
-        <w:t>нее</w:t>
-      </w:r>
-      <w:proofErr w:type="spellEnd"/>
-      <w:r>
-        <w:rPr>
-          <w:rFonts w:cs="Times New Roman"/>
-          <w:sz w:val="24"/>
-          <w:szCs w:val="24"/>
-          <w:lang w:val="ru-RU" w:eastAsia="ru-RU"/>
-        </w:rPr>
-        <w:t xml:space="preserve"> сведений», </w:t>
-      </w:r>
-      <w:proofErr w:type="spellStart"/>
-      <w:r>
-        <w:rPr>
-          <w:rFonts w:cs="Times New Roman"/>
-          <w:sz w:val="24"/>
-          <w:szCs w:val="24"/>
-          <w:lang w:val="ru-RU" w:eastAsia="ru-RU"/>
-        </w:rPr>
-        <w:t>утвержденным</w:t>
-      </w:r>
-      <w:proofErr w:type="spellEnd"/>
-      <w:r>
-        <w:rPr>
-          <w:rFonts w:cs="Times New Roman"/>
-          <w:sz w:val="24"/>
-          <w:szCs w:val="24"/>
-          <w:lang w:val="ru-RU" w:eastAsia="ru-RU"/>
-        </w:rPr>
-        <w:t xml:space="preserve"> приказом Федеральной службы по экологическому, технологическому и атомному надзору от 16.10.2020 г. № 414 с целью сравнения и полноты оценки опасности, к рассмотрению приняты сценарии, среди всего разнообразия которых выбраны наиболее опасные и наиболее вероятные сценарии аварии, представленные в таблице ниже</w:t>
+        <w:t>В соответствии с «Порядком оформления декларации промышленной безопасности опасных производственных объектов и перечне включаемых в нее сведений», утвержденным приказом Федеральной службы по экологическому, технологическому и атомному надзору от 16.10.2020 г. № 414 с целью сравнения и полноты оценки опасности, к рассмотрению приняты сценарии, среди всего разнообразия которых выбраны наиболее опасные и наиболее вероятные сценарии аварии, представленные в таблице ниже</w:t>
       </w:r>
       <w:r>
         <w:rPr>
@@ -30004,16 +27831,16 @@
           <w:szCs w:val="24"/>
           <w:lang w:val="ru-RU" w:eastAsia="ru-RU"/>
         </w:rPr>
-        <w:t>аксимально возможно</w:t>
-      </w:r>
-      <w:r>
-        <w:rPr>
-          <w:rFonts w:cs="Times New Roman"/>
-          <w:sz w:val="24"/>
-          <w:szCs w:val="24"/>
-          <w:lang w:eastAsia="ru-RU"/>
-        </w:rPr>
-        <w:t>t</w:t>
+        <w:t xml:space="preserve">аксимально </w:t>
+      </w:r>
+      <w:r>
+        <w:rPr>
+          <w:rFonts w:cs="Times New Roman"/>
+          <w:sz w:val="24"/>
+          <w:szCs w:val="24"/>
+          <w:lang w:val="ru-RU" w:eastAsia="ru-RU"/>
+        </w:rPr>
+        <w:t>возможное</w:t>
       </w:r>
       <w:r>
         <w:rPr>
@@ -30051,7 +27878,6 @@
         </w:rPr>
         <w:t xml:space="preserve"> из числа персонала составляет: </w:t>
       </w:r>
-      <w:proofErr w:type="gramStart"/>
       <w:r>
         <w:rPr>
           <w:rFonts w:cs="Times New Roman"/>
@@ -30072,7 +27898,6 @@
         </w:rPr>
         <w:t>MAX</w:t>
       </w:r>
-      <w:proofErr w:type="gramEnd"/>
       <w:r>
         <w:rPr>
           <w:rFonts w:cs="Times New Roman"/>
@@ -30143,27 +27968,7 @@
           <w:szCs w:val="24"/>
           <w:lang w:val="ru-RU" w:eastAsia="ru-RU"/>
         </w:rPr>
-        <w:t xml:space="preserve">Результаты </w:t>
-      </w:r>
-      <w:proofErr w:type="spellStart"/>
-      <w:r>
-        <w:rPr>
-          <w:rFonts w:cs="Times New Roman"/>
-          <w:sz w:val="24"/>
-          <w:szCs w:val="24"/>
-          <w:lang w:val="ru-RU" w:eastAsia="ru-RU"/>
-        </w:rPr>
-        <w:t>проведенного</w:t>
-      </w:r>
-      <w:proofErr w:type="spellEnd"/>
-      <w:r>
-        <w:rPr>
-          <w:rFonts w:cs="Times New Roman"/>
-          <w:sz w:val="24"/>
-          <w:szCs w:val="24"/>
-          <w:lang w:val="ru-RU" w:eastAsia="ru-RU"/>
-        </w:rPr>
-        <w:t xml:space="preserve"> анализа риска для декларируемого объекта, представлены в таблице ниже.</w:t>
+        <w:t>Результаты проведенного анализа риска для декларируемого объекта, представлены в таблице ниже.</w:t>
       </w:r>
     </w:p>
     <w:p>
@@ -30251,27 +28056,7 @@
           <w:szCs w:val="24"/>
           <w:lang w:val="ru-RU" w:eastAsia="ru-RU"/>
         </w:rPr>
-        <w:t xml:space="preserve">Результаты </w:t>
-      </w:r>
-      <w:proofErr w:type="spellStart"/>
-      <w:r>
-        <w:rPr>
-          <w:rFonts w:cs="Times New Roman"/>
-          <w:sz w:val="24"/>
-          <w:szCs w:val="24"/>
-          <w:lang w:val="ru-RU" w:eastAsia="ru-RU"/>
-        </w:rPr>
-        <w:t>проведенного</w:t>
-      </w:r>
-      <w:proofErr w:type="spellEnd"/>
-      <w:r>
-        <w:rPr>
-          <w:rFonts w:cs="Times New Roman"/>
-          <w:sz w:val="24"/>
-          <w:szCs w:val="24"/>
-          <w:lang w:val="ru-RU" w:eastAsia="ru-RU"/>
-        </w:rPr>
-        <w:t xml:space="preserve"> анализа риска</w:t>
+        <w:t>Результаты проведенного анализа риска</w:t>
       </w:r>
       <w:r>
         <w:rPr>
@@ -30484,7 +28269,6 @@
         </w:rPr>
         <w:br/>
       </w:r>
-      <w:proofErr w:type="gramStart"/>
       <w:r>
         <w:rPr>
           <w:rFonts w:cs="Times New Roman"/>
@@ -30505,7 +28289,6 @@
         </w:rPr>
         <w:t>MAX</w:t>
       </w:r>
-      <w:proofErr w:type="gramEnd"/>
       <w:r>
         <w:rPr>
           <w:rFonts w:cs="Times New Roman"/>
@@ -30622,7 +28405,6 @@
           <w:szCs w:val="24"/>
           <w:lang w:val="ru-RU" w:eastAsia="ru-RU"/>
         </w:rPr>
-        <w:lastRenderedPageBreak/>
         <w:t>Перечень наиболее значимых факторов, влияющих на показатели риска аварий на декларируемом объекте</w:t>
       </w:r>
       <w:bookmarkEnd w:id="79"/>
@@ -30776,21 +28558,12 @@
           <w:lang w:val="ru-RU"/>
         </w:rPr>
       </w:pPr>
-      <w:proofErr w:type="spellStart"/>
       <w:r>
         <w:rPr>
           <w:color w:val="00B0F0"/>
           <w:lang w:val="ru-RU"/>
         </w:rPr>
-        <w:t>газонасыщенность</w:t>
-      </w:r>
-      <w:proofErr w:type="spellEnd"/>
-      <w:r>
-        <w:rPr>
-          <w:color w:val="00B0F0"/>
-          <w:lang w:val="ru-RU"/>
-        </w:rPr>
-        <w:t>, давление насыщения.</w:t>
+        <w:t>газонасыщенность, давление насыщения.</w:t>
       </w:r>
     </w:p>
     <w:p>
@@ -31426,7 +29199,6 @@
           <w:color w:val="00B0F0"/>
           <w:lang w:val="ru-RU"/>
         </w:rPr>
-        <w:lastRenderedPageBreak/>
         <w:t>6. Состояние систем промышленной безопасности</w:t>
       </w:r>
     </w:p>
@@ -31575,25 +29347,7 @@
           <w:color w:val="00B0F0"/>
           <w:lang w:val="ru-RU"/>
         </w:rPr>
-        <w:t xml:space="preserve">воздействие низких температур → риск замерзания </w:t>
-      </w:r>
-      <w:proofErr w:type="spellStart"/>
-      <w:r>
-        <w:rPr>
-          <w:rFonts w:cs="Times New Roman"/>
-          <w:color w:val="00B0F0"/>
-          <w:lang w:val="ru-RU"/>
-        </w:rPr>
-        <w:t>нефтеводяных</w:t>
-      </w:r>
-      <w:proofErr w:type="spellEnd"/>
-      <w:r>
-        <w:rPr>
-          <w:rFonts w:cs="Times New Roman"/>
-          <w:color w:val="00B0F0"/>
-          <w:lang w:val="ru-RU"/>
-        </w:rPr>
-        <w:t xml:space="preserve"> эмульсий;</w:t>
+        <w:t>воздействие низких температур → риск замерзания нефтеводяных эмульсий;</w:t>
       </w:r>
     </w:p>
     <w:p>
@@ -31863,23 +29617,7 @@
           <w:color w:val="00B0F0"/>
           <w:lang w:val="ru-RU"/>
         </w:rPr>
-        <w:t xml:space="preserve">размещение насосов и сепараторов для минимизации гидравлических сопротивлений и </w:t>
-      </w:r>
-      <w:proofErr w:type="spellStart"/>
-      <w:r>
-        <w:rPr>
-          <w:color w:val="00B0F0"/>
-          <w:lang w:val="ru-RU"/>
-        </w:rPr>
-        <w:t>кавитационных</w:t>
-      </w:r>
-      <w:proofErr w:type="spellEnd"/>
-      <w:r>
-        <w:rPr>
-          <w:color w:val="00B0F0"/>
-          <w:lang w:val="ru-RU"/>
-        </w:rPr>
-        <w:t xml:space="preserve"> рисков</w:t>
+        <w:t>размещение насосов и сепараторов для минимизации гидравлических сопротивлений и кавитационных рисков</w:t>
       </w:r>
       <w:r>
         <w:rPr>
@@ -31988,23 +29726,7 @@
           <w:color w:val="00B0F0"/>
           <w:lang w:val="ru-RU"/>
         </w:rPr>
-        <w:t xml:space="preserve">1. Повышение </w:t>
-      </w:r>
-      <w:proofErr w:type="spellStart"/>
-      <w:r>
-        <w:rPr>
-          <w:color w:val="00B0F0"/>
-          <w:lang w:val="ru-RU"/>
-        </w:rPr>
-        <w:t>надежности</w:t>
-      </w:r>
-      <w:proofErr w:type="spellEnd"/>
-      <w:r>
-        <w:rPr>
-          <w:color w:val="00B0F0"/>
-          <w:lang w:val="ru-RU"/>
-        </w:rPr>
-        <w:t xml:space="preserve"> оборудования </w:t>
+        <w:t xml:space="preserve">1. Повышение надежности оборудования </w:t>
       </w:r>
     </w:p>
     <w:p>
@@ -32326,7 +30048,6 @@
           <w:color w:val="00B0F0"/>
           <w:lang w:val="ru-RU"/>
         </w:rPr>
-        <w:lastRenderedPageBreak/>
         <w:t>корректировка режимов работы с учётом сезонных температур и свойств нефти.</w:t>
       </w:r>
     </w:p>
@@ -33302,7 +31023,6 @@
           <w:color w:val="00B0F0"/>
           <w:lang w:val="ru-RU"/>
         </w:rPr>
-        <w:lastRenderedPageBreak/>
         <w:t>отработанные связи с подразделениями МЧС, аварийно-спасательными формированиями</w:t>
       </w:r>
       <w:r>
@@ -33342,7 +31062,6 @@
         </w:rPr>
       </w:pPr>
       <w:bookmarkStart w:id="81" w:name="_Toc221032570"/>
-      <w:proofErr w:type="spellStart"/>
       <w:r>
         <w:rPr>
           <w:rFonts w:ascii="Times New Roman" w:hAnsi="Times New Roman" w:cs="Times New Roman"/>
@@ -33351,9 +31070,8 @@
           <w:szCs w:val="24"/>
           <w:lang w:val="ru-RU" w:eastAsia="ru-RU"/>
         </w:rPr>
-        <w:t>Обобщенная</w:t>
-      </w:r>
-      <w:proofErr w:type="spellEnd"/>
+        <w:t>Обобщенная оценка обеспечения промышленной безопасности и достаточност</w:t>
+      </w:r>
       <w:r>
         <w:rPr>
           <w:rFonts w:ascii="Times New Roman" w:hAnsi="Times New Roman" w:cs="Times New Roman"/>
@@ -33362,7 +31080,7 @@
           <w:szCs w:val="24"/>
           <w:lang w:val="ru-RU" w:eastAsia="ru-RU"/>
         </w:rPr>
-        <w:t xml:space="preserve"> оценка обеспечения промышленной безопасности и достаточност</w:t>
+        <w:t>ь</w:t>
       </w:r>
       <w:r>
         <w:rPr>
@@ -33372,16 +31090,6 @@
           <w:szCs w:val="24"/>
           <w:lang w:val="ru-RU" w:eastAsia="ru-RU"/>
         </w:rPr>
-        <w:t>ь</w:t>
-      </w:r>
-      <w:r>
-        <w:rPr>
-          <w:rFonts w:ascii="Times New Roman" w:hAnsi="Times New Roman" w:cs="Times New Roman"/>
-          <w:color w:val="auto"/>
-          <w:sz w:val="24"/>
-          <w:szCs w:val="24"/>
-          <w:lang w:val="ru-RU" w:eastAsia="ru-RU"/>
-        </w:rPr>
         <w:t xml:space="preserve"> мер по предупреждению аварий на декларируемом объекте</w:t>
       </w:r>
       <w:bookmarkEnd w:id="81"/>
@@ -33405,35 +31113,18 @@
           <w:lang w:val="ru-RU"/>
         </w:rPr>
       </w:pPr>
-      <w:proofErr w:type="spellStart"/>
-      <w:r>
-        <w:rPr>
-          <w:lang w:val="ru-RU"/>
-        </w:rPr>
-        <w:t>Проведенная</w:t>
-      </w:r>
-      <w:proofErr w:type="spellEnd"/>
-      <w:r>
-        <w:rPr>
-          <w:lang w:val="ru-RU"/>
-        </w:rPr>
-        <w:t xml:space="preserve"> оценка риска возможных аварий, мер по их предупреждению и обеспечению готовности к действиям по локализации и ликвидации их последствий показали, что уровень безопасности декларируемого объекта </w:t>
-      </w:r>
-      <w:proofErr w:type="gramStart"/>
+      <w:r>
+        <w:rPr>
+          <w:lang w:val="ru-RU"/>
+        </w:rPr>
+        <w:t xml:space="preserve">Проведенная оценка риска возможных аварий, мер по их предупреждению и обеспечению готовности к действиям по локализации и ликвидации их последствий показали, что уровень безопасности декларируемого объекта </w:t>
+      </w:r>
       <w:r>
         <w:rPr>
           <w:highlight w:val="yellow"/>
           <w:lang w:val="ru-RU"/>
         </w:rPr>
-        <w:t>{{ SHORT</w:t>
-      </w:r>
-      <w:proofErr w:type="gramEnd"/>
-      <w:r>
-        <w:rPr>
-          <w:highlight w:val="yellow"/>
-          <w:lang w:val="ru-RU"/>
-        </w:rPr>
-        <w:t>_NAME }}</w:t>
+        <w:t>{{ SHORT_NAME }}</w:t>
       </w:r>
       <w:r>
         <w:rPr>
@@ -33457,21 +31148,12 @@
         </w:rPr>
         <w:t xml:space="preserve">Организационные и технические мероприятия по вопросам обеспечения безопасной работы объекта, предлагаемые к реализации эксплуатирующей организации, в целом обеспечивают минимизацию риска возникновения аварий. Организация системы эксплуатации объекта, наличие механизма осуществления контроля и обеспечения промышленной безопасности в </w:t>
       </w:r>
-      <w:proofErr w:type="gramStart"/>
       <w:r>
         <w:rPr>
           <w:highlight w:val="yellow"/>
           <w:lang w:val="ru-RU"/>
         </w:rPr>
-        <w:t>{{ SHORT</w:t>
-      </w:r>
-      <w:proofErr w:type="gramEnd"/>
-      <w:r>
-        <w:rPr>
-          <w:highlight w:val="yellow"/>
-          <w:lang w:val="ru-RU"/>
-        </w:rPr>
-        <w:t>_NAME }}</w:t>
+        <w:t>{{ SHORT_NAME }}</w:t>
       </w:r>
       <w:r>
         <w:rPr>
@@ -33544,7 +31226,6 @@
           <w:szCs w:val="24"/>
           <w:lang w:val="ru-RU" w:eastAsia="ru-RU"/>
         </w:rPr>
-        <w:lastRenderedPageBreak/>
         <w:t>Раздел 5</w:t>
       </w:r>
       <w:r>
